--- a/03-Communication-and-Teamwork/Meetings/Minutes/Mentor-Client-Meetings/Meeting Minutes 2025-10-16 (Client).docx
+++ b/03-Communication-and-Teamwork/Meetings/Minutes/Mentor-Client-Meetings/Meeting Minutes 2025-10-16 (Client).docx
@@ -2,7 +2,6 @@
 <file path=word/document.xml><?xml version="1.0" encoding="utf-8"?>
 <w:document xmlns:wpc="http://schemas.microsoft.com/office/word/2010/wordprocessingCanvas" xmlns:cx="http://schemas.microsoft.com/office/drawing/2014/chartex" xmlns:cx1="http://schemas.microsoft.com/office/drawing/2015/9/8/chartex" xmlns:cx2="http://schemas.microsoft.com/office/drawing/2015/10/21/chartex" xmlns:cx3="http://schemas.microsoft.com/office/drawing/2016/5/9/chartex" xmlns:cx4="http://schemas.microsoft.com/office/drawing/2016/5/10/chartex" xmlns:cx5="http://schemas.microsoft.com/office/drawing/2016/5/11/chartex" xmlns:cx6="http://schemas.microsoft.com/office/drawing/2016/5/12/chartex" xmlns:cx7="http://schemas.microsoft.com/office/drawing/2016/5/13/chartex" xmlns:cx8="http://schemas.microsoft.com/office/drawing/2016/5/14/chartex" xmlns:mc="http://schemas.openxmlformats.org/markup-compatibility/2006" xmlns:aink="http://schemas.microsoft.com/office/drawing/2016/ink" xmlns:am3d="http://schemas.microsoft.com/office/drawing/2017/model3d" xmlns:o="urn:schemas-microsoft-com:office:office" xmlns:oel="http://schemas.microsoft.com/office/2019/extlst" xmlns:r="http://schemas.openxmlformats.org/officeDocument/2006/relationships" xmlns:m="http://schemas.openxmlformats.org/officeDocument/2006/math" xmlns:v="urn:schemas-microsoft-com:vml" xmlns:wp14="http://schemas.microsoft.com/office/word/2010/wordprocessingDrawing" xmlns:wp="http://schemas.openxmlformats.org/drawingml/2006/wordprocessingDrawing" xmlns:w10="urn:schemas-microsoft-com:office:word" xmlns:w="http://schemas.openxmlformats.org/wordprocessingml/2006/main" xmlns:w14="http://schemas.microsoft.com/office/word/2010/wordml" xmlns:w15="http://schemas.microsoft.com/office/word/2012/wordml" xmlns:w16cex="http://schemas.microsoft.com/office/word/2018/wordml/cex" xmlns:w16cid="http://schemas.microsoft.com/office/word/2016/wordml/cid" xmlns:w16="http://schemas.microsoft.com/office/word/2018/wordml" xmlns:w16du="http://schemas.microsoft.com/office/word/2023/wordml/word16du" xmlns:w16sdtdh="http://schemas.microsoft.com/office/word/2020/wordml/sdtdatahash" xmlns:w16sdtfl="http://schemas.microsoft.com/office/word/2024/wordml/sdtformatlock" xmlns:w16se="http://schemas.microsoft.com/office/word/2015/wordml/symex" xmlns:wpg="http://schemas.microsoft.com/office/word/2010/wordprocessingGroup" xmlns:wpi="http://schemas.microsoft.com/office/word/2010/wordprocessingInk" xmlns:wne="http://schemas.microsoft.com/office/word/2006/wordml" xmlns:wps="http://schemas.microsoft.com/office/word/2010/wordprocessingShape" mc:Ignorable="w14 w15 w16se w16cid w16 w16cex w16sdtdh w16sdtfl w16du wp14">
   <w:body>
-    <w:p/>
     <w:p>
       <w:pPr>
         <w:jc w:val="center"/>
@@ -16,7 +15,7 @@
           <w:rFonts w:ascii="Calibri" w:hAnsi="Calibri" w:cs="Calibri"/>
           <w:b/>
         </w:rPr>
-        <w:t>Team Meeting</w:t>
+        <w:t>Client/Mentor Meeting</w:t>
       </w:r>
     </w:p>
     <w:p>
@@ -64,14 +63,14 @@
                 <w:rFonts w:ascii="Calibri" w:hAnsi="Calibri" w:cs="Calibri"/>
                 <w:b/>
               </w:rPr>
-              <w:t>Client/</w:t>
+              <w:t>Client</w:t>
             </w:r>
             <w:r>
               <w:rPr>
                 <w:rFonts w:ascii="Calibri" w:hAnsi="Calibri" w:cs="Calibri"/>
                 <w:b/>
               </w:rPr>
-              <w:t>Project:</w:t>
+              <w:t>:</w:t>
             </w:r>
           </w:p>
         </w:tc>
@@ -84,13 +83,11 @@
           </w:tcPr>
           <w:p>
             <w:pPr>
-              <w:jc w:val="center"/>
-              <w:rPr>
+              <w:rPr>
+                <w:rFonts w:ascii="Calibri" w:hAnsi="Calibri" w:cs="Calibri"/>
                 <w:b/>
                 <w:bCs/>
                 <w:color w:val="000000"/>
-                <w:sz w:val="40"/>
-                <w:szCs w:val="40"/>
               </w:rPr>
             </w:pPr>
             <w:r>
@@ -98,36 +95,8 @@
                 <w:rFonts w:ascii="Calibri" w:hAnsi="Calibri" w:cs="Calibri"/>
                 <w:b/>
               </w:rPr>
-              <w:t xml:space="preserve">Raymond Lutui </w:t>
-            </w:r>
-            <w:r>
-              <w:rPr>
-                <w:rFonts w:ascii="Aptos" w:hAnsi="Aptos" w:cs="Calibri"/>
-                <w:b/>
-                <w:sz w:val="14"/>
-                <w:szCs w:val="14"/>
-              </w:rPr>
-              <w:t xml:space="preserve">- </w:t>
-            </w:r>
-            <w:r>
-              <w:rPr>
-                <w:rFonts w:ascii="Aptos" w:hAnsi="Aptos"/>
-                <w:b/>
-                <w:bCs/>
-                <w:color w:val="000000"/>
-                <w:sz w:val="22"/>
-                <w:szCs w:val="22"/>
-              </w:rPr>
-              <w:t>Network Performance Evaluation on Linux Based Operating Systems</w:t>
-            </w:r>
-          </w:p>
-          <w:p>
-            <w:pPr>
-              <w:rPr>
-                <w:rFonts w:ascii="Calibri" w:hAnsi="Calibri" w:cs="Calibri"/>
-                <w:b/>
-              </w:rPr>
-            </w:pPr>
+              <w:t>Raymond Lutui</w:t>
+            </w:r>
           </w:p>
         </w:tc>
       </w:tr>
@@ -150,23 +119,8 @@
                 <w:rFonts w:ascii="Calibri" w:hAnsi="Calibri" w:cs="Calibri"/>
                 <w:b/>
               </w:rPr>
-              <w:t>Purpose</w:t>
-            </w:r>
-            <w:r>
-              <w:rPr>
-                <w:rFonts w:ascii="Calibri" w:hAnsi="Calibri" w:cs="Calibri"/>
-                <w:b/>
-              </w:rPr>
-              <w:t>:</w:t>
-            </w:r>
-          </w:p>
-          <w:p>
-            <w:pPr>
-              <w:rPr>
-                <w:rFonts w:ascii="Calibri" w:hAnsi="Calibri" w:cs="Calibri"/>
-                <w:b/>
-              </w:rPr>
-            </w:pPr>
+              <w:t>Project:</w:t>
+            </w:r>
           </w:p>
         </w:tc>
         <w:tc>
@@ -181,7 +135,6 @@
               <w:rPr>
                 <w:rFonts w:ascii="Calibri" w:hAnsi="Calibri" w:cs="Calibri"/>
                 <w:b/>
-                <w:bCs/>
               </w:rPr>
             </w:pPr>
             <w:r>
@@ -189,8 +142,9 @@
                 <w:rFonts w:ascii="Calibri" w:hAnsi="Calibri" w:cs="Calibri"/>
                 <w:b/>
                 <w:bCs/>
-              </w:rPr>
-              <w:t>Final Poster Mock Presentation and Feedback</w:t>
+                <w:color w:val="000000"/>
+              </w:rPr>
+              <w:t>Network Performance Evaluation on Linux Based Operating Systems</w:t>
             </w:r>
           </w:p>
         </w:tc>
@@ -199,6 +153,7 @@
         <w:tc>
           <w:tcPr>
             <w:tcW w:w="2952" w:type="dxa"/>
+            <w:shd w:val="clear" w:color="auto" w:fill="D9D9D9"/>
             <w:vAlign w:val="center"/>
           </w:tcPr>
           <w:p>
@@ -213,16 +168,63 @@
                 <w:rFonts w:ascii="Calibri" w:hAnsi="Calibri" w:cs="Calibri"/>
                 <w:b/>
               </w:rPr>
+              <w:t>Purpose</w:t>
+            </w:r>
+            <w:r>
+              <w:rPr>
+                <w:rFonts w:ascii="Calibri" w:hAnsi="Calibri" w:cs="Calibri"/>
+                <w:b/>
+              </w:rPr>
+              <w:t>:</w:t>
+            </w:r>
+          </w:p>
+        </w:tc>
+        <w:tc>
+          <w:tcPr>
+            <w:tcW w:w="7038" w:type="dxa"/>
+            <w:gridSpan w:val="2"/>
+            <w:shd w:val="clear" w:color="auto" w:fill="D9D9D9"/>
+            <w:vAlign w:val="center"/>
+          </w:tcPr>
+          <w:p>
+            <w:pPr>
+              <w:rPr>
+                <w:rFonts w:ascii="Calibri" w:hAnsi="Calibri" w:cs="Calibri"/>
+                <w:b/>
+                <w:bCs/>
+              </w:rPr>
+            </w:pPr>
+            <w:r>
+              <w:rPr>
+                <w:rFonts w:ascii="Calibri" w:hAnsi="Calibri" w:cs="Calibri"/>
+                <w:b/>
+                <w:bCs/>
+              </w:rPr>
+              <w:t>Final Poster Mock Presentation and Feedback</w:t>
+            </w:r>
+          </w:p>
+        </w:tc>
+      </w:tr>
+      <w:tr>
+        <w:tc>
+          <w:tcPr>
+            <w:tcW w:w="2952" w:type="dxa"/>
+            <w:vAlign w:val="center"/>
+          </w:tcPr>
+          <w:p>
+            <w:pPr>
+              <w:rPr>
+                <w:rFonts w:ascii="Calibri" w:hAnsi="Calibri" w:cs="Calibri"/>
+                <w:b/>
+              </w:rPr>
+            </w:pPr>
+            <w:r>
+              <w:rPr>
+                <w:rFonts w:ascii="Calibri" w:hAnsi="Calibri" w:cs="Calibri"/>
+                <w:b/>
+              </w:rPr>
               <w:t>Meeting called by:</w:t>
             </w:r>
-          </w:p>
-          <w:p>
-            <w:pPr>
-              <w:rPr>
-                <w:rFonts w:ascii="Calibri" w:hAnsi="Calibri" w:cs="Calibri"/>
-                <w:b/>
-              </w:rPr>
-            </w:pPr>
           </w:p>
         </w:tc>
         <w:tc>
@@ -243,6 +245,12 @@
               </w:rPr>
               <w:t>Thomas</w:t>
             </w:r>
+            <w:r>
+              <w:rPr>
+                <w:rFonts w:ascii="Calibri" w:hAnsi="Calibri" w:cs="Calibri"/>
+              </w:rPr>
+              <w:t xml:space="preserve"> Robinson</w:t>
+            </w:r>
           </w:p>
         </w:tc>
       </w:tr>
@@ -279,21 +287,119 @@
             <w:r>
               <w:rPr>
                 <w:rFonts w:ascii="Calibri" w:hAnsi="Calibri" w:cs="Calibri"/>
+              </w:rPr>
+              <w:t>WZ1101</w:t>
+            </w:r>
+          </w:p>
+        </w:tc>
+        <w:tc>
+          <w:tcPr>
+            <w:tcW w:w="2952" w:type="dxa"/>
+            <w:vAlign w:val="center"/>
+          </w:tcPr>
+          <w:p>
+            <w:pPr>
+              <w:rPr>
+                <w:rFonts w:ascii="Calibri" w:hAnsi="Calibri" w:cs="Calibri"/>
                 <w:b/>
                 <w:bCs/>
               </w:rPr>
-              <w:t xml:space="preserve"> WZ1101</w:t>
-            </w:r>
-          </w:p>
-          <w:p>
-            <w:pPr>
+            </w:pPr>
+            <w:r>
               <w:rPr>
                 <w:rFonts w:ascii="Calibri" w:hAnsi="Calibri" w:cs="Calibri"/>
                 <w:b/>
-              </w:rPr>
-            </w:pPr>
-          </w:p>
-        </w:tc>
+                <w:bCs/>
+              </w:rPr>
+              <w:t>Date:</w:t>
+            </w:r>
+            <w:r>
+              <w:rPr>
+                <w:rFonts w:ascii="Calibri" w:hAnsi="Calibri" w:cs="Calibri"/>
+                <w:b/>
+                <w:bCs/>
+              </w:rPr>
+              <w:t xml:space="preserve"> </w:t>
+            </w:r>
+            <w:r>
+              <w:rPr>
+                <w:rFonts w:ascii="Calibri" w:hAnsi="Calibri" w:cs="Calibri"/>
+              </w:rPr>
+              <w:t>16</w:t>
+            </w:r>
+            <w:r>
+              <w:rPr>
+                <w:rFonts w:ascii="Calibri" w:hAnsi="Calibri" w:cs="Calibri"/>
+              </w:rPr>
+              <w:t>/</w:t>
+            </w:r>
+            <w:r>
+              <w:rPr>
+                <w:rFonts w:ascii="Calibri" w:hAnsi="Calibri" w:cs="Calibri"/>
+              </w:rPr>
+              <w:t>10</w:t>
+            </w:r>
+            <w:r>
+              <w:rPr>
+                <w:rFonts w:ascii="Calibri" w:hAnsi="Calibri" w:cs="Calibri"/>
+              </w:rPr>
+              <w:t>/25</w:t>
+            </w:r>
+          </w:p>
+        </w:tc>
+        <w:tc>
+          <w:tcPr>
+            <w:tcW w:w="4086" w:type="dxa"/>
+            <w:vAlign w:val="center"/>
+          </w:tcPr>
+          <w:p>
+            <w:pPr>
+              <w:rPr>
+                <w:rFonts w:ascii="Calibri" w:hAnsi="Calibri" w:cs="Calibri"/>
+              </w:rPr>
+            </w:pPr>
+            <w:r>
+              <w:rPr>
+                <w:rFonts w:ascii="Calibri" w:hAnsi="Calibri" w:cs="Calibri"/>
+                <w:b/>
+                <w:bCs/>
+              </w:rPr>
+              <w:t>Time:</w:t>
+            </w:r>
+            <w:r>
+              <w:rPr>
+                <w:rFonts w:ascii="Calibri" w:hAnsi="Calibri" w:cs="Calibri"/>
+              </w:rPr>
+              <w:t xml:space="preserve"> </w:t>
+            </w:r>
+            <w:r>
+              <w:rPr>
+                <w:rFonts w:ascii="Calibri" w:hAnsi="Calibri" w:cs="Calibri"/>
+              </w:rPr>
+              <w:t>2:30</w:t>
+            </w:r>
+            <w:r>
+              <w:rPr>
+                <w:rFonts w:ascii="Calibri" w:hAnsi="Calibri" w:cs="Calibri"/>
+              </w:rPr>
+              <w:t xml:space="preserve">pm </w:t>
+            </w:r>
+            <w:r>
+              <w:rPr>
+                <w:rFonts w:ascii="Calibri" w:hAnsi="Calibri" w:cs="Calibri"/>
+              </w:rPr>
+              <w:t>– 3:00</w:t>
+            </w:r>
+            <w:r>
+              <w:rPr>
+                <w:rFonts w:ascii="Calibri" w:hAnsi="Calibri" w:cs="Calibri"/>
+              </w:rPr>
+              <w:t>pm</w:t>
+            </w:r>
+          </w:p>
+        </w:tc>
+      </w:tr>
+      <w:tr>
         <w:tc>
           <w:tcPr>
             <w:tcW w:w="2952" w:type="dxa"/>
@@ -304,7 +410,74 @@
               <w:rPr>
                 <w:rFonts w:ascii="Calibri" w:hAnsi="Calibri" w:cs="Calibri"/>
                 <w:b/>
+              </w:rPr>
+            </w:pPr>
+            <w:r>
+              <w:rPr>
+                <w:rFonts w:ascii="Calibri" w:hAnsi="Calibri" w:cs="Calibri"/>
+                <w:b/>
+              </w:rPr>
+              <w:t>QA:</w:t>
+            </w:r>
+            <w:r>
+              <w:rPr>
+                <w:rFonts w:ascii="Calibri" w:hAnsi="Calibri" w:cs="Calibri"/>
+                <w:b/>
+              </w:rPr>
+              <w:t xml:space="preserve"> </w:t>
+            </w:r>
+            <w:r>
+              <w:rPr>
+                <w:rFonts w:ascii="Calibri" w:hAnsi="Calibri" w:cs="Calibri"/>
                 <w:bCs/>
+              </w:rPr>
+              <w:t>Larissa Goh</w:t>
+            </w:r>
+          </w:p>
+        </w:tc>
+        <w:tc>
+          <w:tcPr>
+            <w:tcW w:w="2952" w:type="dxa"/>
+            <w:vAlign w:val="center"/>
+          </w:tcPr>
+          <w:p>
+            <w:pPr>
+              <w:rPr>
+                <w:rFonts w:ascii="Calibri" w:hAnsi="Calibri" w:cs="Calibri"/>
+              </w:rPr>
+            </w:pPr>
+            <w:r>
+              <w:rPr>
+                <w:rFonts w:ascii="Calibri" w:hAnsi="Calibri" w:cs="Calibri"/>
+                <w:b/>
+              </w:rPr>
+              <w:t xml:space="preserve">Version: </w:t>
+            </w:r>
+            <w:r>
+              <w:rPr>
+                <w:rFonts w:ascii="Calibri" w:hAnsi="Calibri" w:cs="Calibri"/>
+                <w:bCs/>
+              </w:rPr>
+              <w:t>1.</w:t>
+            </w:r>
+            <w:r>
+              <w:rPr>
+                <w:rFonts w:ascii="Calibri" w:hAnsi="Calibri" w:cs="Calibri"/>
+                <w:bCs/>
+              </w:rPr>
+              <w:t>1</w:t>
+            </w:r>
+          </w:p>
+        </w:tc>
+        <w:tc>
+          <w:tcPr>
+            <w:tcW w:w="4086" w:type="dxa"/>
+            <w:vAlign w:val="center"/>
+          </w:tcPr>
+          <w:p>
+            <w:pPr>
+              <w:rPr>
+                <w:rFonts w:ascii="Calibri" w:hAnsi="Calibri" w:cs="Calibri"/>
               </w:rPr>
             </w:pPr>
             <w:r>
@@ -313,262 +486,14 @@
                 <w:b/>
                 <w:bCs/>
               </w:rPr>
-              <w:t>Date:</w:t>
-            </w:r>
-            <w:r>
-              <w:rPr>
-                <w:rFonts w:ascii="Calibri" w:hAnsi="Calibri" w:cs="Calibri"/>
-                <w:b/>
-                <w:bCs/>
-              </w:rPr>
-              <w:t xml:space="preserve"> </w:t>
-            </w:r>
-            <w:r>
-              <w:rPr>
-                <w:rFonts w:ascii="Calibri" w:hAnsi="Calibri" w:cs="Calibri"/>
-                <w:b/>
-                <w:bCs/>
-              </w:rPr>
-              <w:t>16</w:t>
-            </w:r>
-            <w:r>
-              <w:rPr>
-                <w:rFonts w:ascii="Calibri" w:hAnsi="Calibri" w:cs="Calibri"/>
-                <w:b/>
-                <w:bCs/>
-              </w:rPr>
-              <w:t>/</w:t>
-            </w:r>
-            <w:r>
-              <w:rPr>
-                <w:rFonts w:ascii="Calibri" w:hAnsi="Calibri" w:cs="Calibri"/>
-                <w:b/>
-                <w:bCs/>
-              </w:rPr>
-              <w:t>10</w:t>
-            </w:r>
-            <w:r>
-              <w:rPr>
-                <w:rFonts w:ascii="Calibri" w:hAnsi="Calibri" w:cs="Calibri"/>
-                <w:b/>
-                <w:bCs/>
-              </w:rPr>
-              <w:t>/25</w:t>
-            </w:r>
-          </w:p>
-        </w:tc>
-        <w:tc>
-          <w:tcPr>
-            <w:tcW w:w="4086" w:type="dxa"/>
-            <w:vAlign w:val="center"/>
-          </w:tcPr>
-          <w:p>
-            <w:pPr>
-              <w:rPr>
-                <w:rFonts w:ascii="Calibri" w:hAnsi="Calibri" w:cs="Calibri"/>
-              </w:rPr>
-            </w:pPr>
-            <w:r>
-              <w:rPr>
-                <w:rFonts w:ascii="Calibri" w:hAnsi="Calibri" w:cs="Calibri"/>
-                <w:b/>
-                <w:bCs/>
-              </w:rPr>
-              <w:t>Time:</w:t>
-            </w:r>
-            <w:r>
-              <w:rPr>
-                <w:rFonts w:ascii="Calibri" w:hAnsi="Calibri" w:cs="Calibri"/>
-              </w:rPr>
-              <w:t xml:space="preserve"> </w:t>
-            </w:r>
-            <w:r>
-              <w:rPr>
-                <w:rFonts w:ascii="Calibri" w:hAnsi="Calibri" w:cs="Calibri"/>
-                <w:strike/>
-              </w:rPr>
-              <w:t xml:space="preserve">1:30 </w:t>
-            </w:r>
-            <w:r>
-              <w:rPr>
-                <w:rFonts w:ascii="Calibri" w:hAnsi="Calibri" w:cs="Calibri"/>
-                <w:strike/>
-              </w:rPr>
-              <w:t xml:space="preserve">pm – </w:t>
-            </w:r>
-            <w:r>
-              <w:rPr>
-                <w:rFonts w:ascii="Calibri" w:hAnsi="Calibri" w:cs="Calibri"/>
-                <w:strike/>
-              </w:rPr>
-              <w:t>2</w:t>
-            </w:r>
-            <w:r>
-              <w:rPr>
-                <w:rFonts w:ascii="Calibri" w:hAnsi="Calibri" w:cs="Calibri"/>
-                <w:strike/>
-              </w:rPr>
-              <w:t>:</w:t>
-            </w:r>
-            <w:r>
-              <w:rPr>
-                <w:rFonts w:ascii="Calibri" w:hAnsi="Calibri" w:cs="Calibri"/>
-                <w:strike/>
-              </w:rPr>
-              <w:t>00</w:t>
-            </w:r>
-            <w:r>
-              <w:rPr>
-                <w:rFonts w:ascii="Calibri" w:hAnsi="Calibri" w:cs="Calibri"/>
-                <w:strike/>
-              </w:rPr>
-              <w:t xml:space="preserve"> </w:t>
-            </w:r>
-            <w:r>
-              <w:rPr>
-                <w:rFonts w:ascii="Calibri" w:hAnsi="Calibri" w:cs="Calibri"/>
-                <w:strike/>
-              </w:rPr>
-              <w:t>pm</w:t>
-            </w:r>
-          </w:p>
-          <w:p>
-            <w:pPr>
-              <w:rPr>
-                <w:rFonts w:ascii="Calibri" w:hAnsi="Calibri" w:cs="Calibri"/>
-              </w:rPr>
-            </w:pPr>
-            <w:r>
-              <w:rPr>
-                <w:rFonts w:ascii="Calibri" w:hAnsi="Calibri" w:cs="Calibri"/>
-              </w:rPr>
-              <w:t>2:30 PM – 3:00 PM</w:t>
-            </w:r>
-          </w:p>
-          <w:p>
-            <w:pPr>
-              <w:rPr>
-                <w:rFonts w:ascii="Calibri" w:hAnsi="Calibri" w:cs="Calibri"/>
-              </w:rPr>
-            </w:pPr>
-          </w:p>
-        </w:tc>
-      </w:tr>
-      <w:tr>
-        <w:tc>
-          <w:tcPr>
-            <w:tcW w:w="2952" w:type="dxa"/>
-            <w:vAlign w:val="center"/>
-          </w:tcPr>
-          <w:p>
-            <w:pPr>
-              <w:rPr>
-                <w:rFonts w:ascii="Calibri" w:hAnsi="Calibri" w:cs="Calibri"/>
-                <w:b/>
-              </w:rPr>
-            </w:pPr>
-            <w:r>
-              <w:rPr>
-                <w:rFonts w:ascii="Calibri" w:hAnsi="Calibri" w:cs="Calibri"/>
-                <w:b/>
-              </w:rPr>
-              <w:t>QA:</w:t>
-            </w:r>
-          </w:p>
-          <w:p>
-            <w:pPr>
-              <w:rPr>
-                <w:rFonts w:ascii="Calibri" w:hAnsi="Calibri" w:cs="Calibri"/>
-                <w:b/>
-              </w:rPr>
-            </w:pPr>
-          </w:p>
-        </w:tc>
-        <w:tc>
-          <w:tcPr>
-            <w:tcW w:w="2952" w:type="dxa"/>
-            <w:vAlign w:val="center"/>
-          </w:tcPr>
-          <w:p>
-            <w:pPr>
-              <w:rPr>
-                <w:rFonts w:ascii="Calibri" w:hAnsi="Calibri" w:cs="Calibri"/>
-              </w:rPr>
-            </w:pPr>
-            <w:r>
-              <w:rPr>
-                <w:rFonts w:ascii="Calibri" w:hAnsi="Calibri" w:cs="Calibri"/>
-                <w:b/>
-              </w:rPr>
-              <w:t>Version</w:t>
-            </w:r>
-            <w:r>
-              <w:rPr>
-                <w:rFonts w:ascii="Calibri" w:hAnsi="Calibri" w:cs="Calibri"/>
-                <w:b/>
-              </w:rPr>
-              <w:t xml:space="preserve">: </w:t>
-            </w:r>
-            <w:r>
-              <w:rPr>
-                <w:rFonts w:ascii="Calibri" w:hAnsi="Calibri" w:cs="Calibri"/>
-                <w:b/>
-              </w:rPr>
-              <w:t>1.0</w:t>
-            </w:r>
-          </w:p>
-          <w:p>
-            <w:pPr>
-              <w:rPr>
-                <w:rFonts w:ascii="Calibri" w:hAnsi="Calibri" w:cs="Calibri"/>
-                <w:b/>
-              </w:rPr>
-            </w:pPr>
-          </w:p>
-        </w:tc>
-        <w:tc>
-          <w:tcPr>
-            <w:tcW w:w="4086" w:type="dxa"/>
-            <w:vAlign w:val="center"/>
-          </w:tcPr>
-          <w:p>
-            <w:pPr>
-              <w:rPr>
-                <w:rFonts w:ascii="Calibri" w:hAnsi="Calibri" w:cs="Calibri"/>
-              </w:rPr>
-            </w:pPr>
-            <w:r>
-              <w:rPr>
-                <w:rFonts w:ascii="Calibri" w:hAnsi="Calibri" w:cs="Calibri"/>
-                <w:b/>
-                <w:bCs/>
-              </w:rPr>
               <w:t xml:space="preserve">Minutes Reviewed By: </w:t>
             </w:r>
             <w:r>
               <w:rPr>
                 <w:rFonts w:ascii="Calibri" w:hAnsi="Calibri" w:cs="Calibri"/>
-                <w:b/>
-                <w:bCs/>
-              </w:rPr>
-              <w:t xml:space="preserve"> </w:t>
-            </w:r>
-            <w:r>
-              <w:rPr>
-                <w:rFonts w:ascii="Calibri" w:hAnsi="Calibri" w:cs="Calibri"/>
-                <w:b/>
-                <w:bCs/>
-              </w:rPr>
-              <w:t xml:space="preserve">Charmi </w:t>
-            </w:r>
-          </w:p>
-          <w:p>
-            <w:pPr>
-              <w:rPr>
-                <w:rFonts w:ascii="Calibri" w:hAnsi="Calibri" w:cs="Calibri"/>
-                <w:b/>
-              </w:rPr>
-            </w:pPr>
+              </w:rPr>
+              <w:t>Thomas</w:t>
+            </w:r>
           </w:p>
         </w:tc>
       </w:tr>
@@ -593,14 +518,7 @@
           <w:rFonts w:ascii="Calibri" w:hAnsi="Calibri" w:cs="Calibri"/>
           <w:b/>
         </w:rPr>
-        <w:t xml:space="preserve">Meeting </w:t>
-      </w:r>
-      <w:r>
-        <w:rPr>
-          <w:rFonts w:ascii="Calibri" w:hAnsi="Calibri" w:cs="Calibri"/>
-          <w:b/>
-        </w:rPr>
-        <w:t>Attendees</w:t>
+        <w:t>Meeting Attendees</w:t>
       </w:r>
     </w:p>
     <w:p>
@@ -713,12 +631,12 @@
           <w:p>
             <w:pPr>
               <w:rPr>
-                <w:rFonts w:ascii="Aptos" w:hAnsi="Aptos"/>
-              </w:rPr>
-            </w:pPr>
-            <w:r>
-              <w:rPr>
-                <w:rFonts w:ascii="Aptos" w:hAnsi="Aptos"/>
+                <w:rFonts w:ascii="Calibri" w:hAnsi="Calibri" w:cs="Calibri"/>
+              </w:rPr>
+            </w:pPr>
+            <w:r>
+              <w:rPr>
+                <w:rFonts w:ascii="Calibri" w:hAnsi="Calibri" w:cs="Calibri"/>
               </w:rPr>
               <w:t>Thomas Robinson</w:t>
             </w:r>
@@ -732,12 +650,12 @@
           <w:p>
             <w:pPr>
               <w:rPr>
-                <w:rFonts w:ascii="Aptos" w:hAnsi="Aptos" w:cs="Calibri"/>
-              </w:rPr>
-            </w:pPr>
-            <w:r>
-              <w:rPr>
-                <w:rFonts w:ascii="Aptos" w:hAnsi="Aptos" w:cs="Calibri"/>
+                <w:rFonts w:ascii="Calibri" w:hAnsi="Calibri" w:cs="Calibri"/>
+              </w:rPr>
+            </w:pPr>
+            <w:r>
+              <w:rPr>
+                <w:rFonts w:ascii="Calibri" w:hAnsi="Calibri" w:cs="Calibri"/>
               </w:rPr>
               <w:t>Project Leader</w:t>
             </w:r>
@@ -752,12 +670,12 @@
           <w:p>
             <w:pPr>
               <w:rPr>
-                <w:rFonts w:ascii="Aptos" w:hAnsi="Aptos" w:cs="Calibri"/>
-              </w:rPr>
-            </w:pPr>
-            <w:r>
-              <w:rPr>
-                <w:rFonts w:ascii="Aptos" w:hAnsi="Aptos"/>
+                <w:rFonts w:ascii="Calibri" w:hAnsi="Calibri" w:cs="Calibri"/>
+              </w:rPr>
+            </w:pPr>
+            <w:r>
+              <w:rPr>
+                <w:rFonts w:ascii="Calibri" w:hAnsi="Calibri" w:cs="Calibri"/>
               </w:rPr>
               <w:t>Win Phyo</w:t>
             </w:r>
@@ -771,12 +689,12 @@
           <w:p>
             <w:pPr>
               <w:rPr>
-                <w:rFonts w:ascii="Aptos" w:hAnsi="Aptos" w:cs="Calibri"/>
-              </w:rPr>
-            </w:pPr>
-            <w:r>
-              <w:rPr>
-                <w:rFonts w:ascii="Aptos" w:hAnsi="Aptos" w:cs="Calibri"/>
+                <w:rFonts w:ascii="Calibri" w:hAnsi="Calibri" w:cs="Calibri"/>
+              </w:rPr>
+            </w:pPr>
+            <w:r>
+              <w:rPr>
+                <w:rFonts w:ascii="Calibri" w:hAnsi="Calibri" w:cs="Calibri"/>
               </w:rPr>
               <w:t>Project Member</w:t>
             </w:r>
@@ -792,18 +710,18 @@
           <w:p>
             <w:pPr>
               <w:rPr>
-                <w:rFonts w:ascii="Aptos" w:hAnsi="Aptos" w:cs="Calibri"/>
-              </w:rPr>
-            </w:pPr>
-            <w:r>
-              <w:rPr>
-                <w:rFonts w:ascii="Aptos" w:hAnsi="Aptos" w:cs="Calibri"/>
+                <w:rFonts w:ascii="Calibri" w:hAnsi="Calibri" w:cs="Calibri"/>
+              </w:rPr>
+            </w:pPr>
+            <w:r>
+              <w:rPr>
+                <w:rFonts w:ascii="Calibri" w:hAnsi="Calibri" w:cs="Calibri"/>
               </w:rPr>
               <w:t>Larissa Goh</w:t>
             </w:r>
             <w:r>
               <w:rPr>
-                <w:rFonts w:ascii="Aptos" w:hAnsi="Aptos" w:cs="Calibri"/>
+                <w:rFonts w:ascii="Calibri" w:hAnsi="Calibri" w:cs="Calibri"/>
                 <w:i/>
                 <w:iCs/>
               </w:rPr>
@@ -819,12 +737,12 @@
           <w:p>
             <w:pPr>
               <w:rPr>
-                <w:rFonts w:ascii="Aptos" w:hAnsi="Aptos" w:cs="Calibri"/>
-              </w:rPr>
-            </w:pPr>
-            <w:r>
-              <w:rPr>
-                <w:rFonts w:ascii="Aptos" w:hAnsi="Aptos" w:cs="Calibri"/>
+                <w:rFonts w:ascii="Calibri" w:hAnsi="Calibri" w:cs="Calibri"/>
+              </w:rPr>
+            </w:pPr>
+            <w:r>
+              <w:rPr>
+                <w:rFonts w:ascii="Calibri" w:hAnsi="Calibri" w:cs="Calibri"/>
               </w:rPr>
               <w:t>Project Member</w:t>
             </w:r>
@@ -840,13 +758,13 @@
           <w:p>
             <w:pPr>
               <w:rPr>
-                <w:rFonts w:ascii="Aptos" w:hAnsi="Aptos" w:cs="Calibri"/>
+                <w:rFonts w:ascii="Calibri" w:hAnsi="Calibri" w:cs="Calibri"/>
                 <w:bCs/>
               </w:rPr>
             </w:pPr>
             <w:r>
               <w:rPr>
-                <w:rFonts w:ascii="Aptos" w:hAnsi="Aptos"/>
+                <w:rFonts w:ascii="Calibri" w:hAnsi="Calibri" w:cs="Calibri"/>
               </w:rPr>
               <w:t>Zafar Azad</w:t>
             </w:r>
@@ -860,12 +778,12 @@
           <w:p>
             <w:pPr>
               <w:rPr>
-                <w:rFonts w:ascii="Aptos" w:hAnsi="Aptos" w:cs="Calibri"/>
-              </w:rPr>
-            </w:pPr>
-            <w:r>
-              <w:rPr>
-                <w:rFonts w:ascii="Aptos" w:hAnsi="Aptos"/>
+                <w:rFonts w:ascii="Calibri" w:hAnsi="Calibri" w:cs="Calibri"/>
+              </w:rPr>
+            </w:pPr>
+            <w:r>
+              <w:rPr>
+                <w:rFonts w:ascii="Calibri" w:hAnsi="Calibri" w:cs="Calibri"/>
               </w:rPr>
               <w:t>Project Member</w:t>
             </w:r>
@@ -881,13 +799,13 @@
           <w:p>
             <w:pPr>
               <w:rPr>
-                <w:rFonts w:ascii="Aptos" w:hAnsi="Aptos" w:cs="Calibri"/>
+                <w:rFonts w:ascii="Calibri" w:hAnsi="Calibri" w:cs="Calibri"/>
                 <w:bCs/>
               </w:rPr>
             </w:pPr>
             <w:r>
               <w:rPr>
-                <w:rFonts w:ascii="Aptos" w:hAnsi="Aptos"/>
+                <w:rFonts w:ascii="Calibri" w:hAnsi="Calibri" w:cs="Calibri"/>
               </w:rPr>
               <w:t>Charmi Patel</w:t>
             </w:r>
@@ -901,12 +819,12 @@
           <w:p>
             <w:pPr>
               <w:rPr>
-                <w:rFonts w:ascii="Aptos" w:hAnsi="Aptos" w:cs="Calibri"/>
-              </w:rPr>
-            </w:pPr>
-            <w:r>
-              <w:rPr>
-                <w:rFonts w:ascii="Aptos" w:hAnsi="Aptos"/>
+                <w:rFonts w:ascii="Calibri" w:hAnsi="Calibri" w:cs="Calibri"/>
+              </w:rPr>
+            </w:pPr>
+            <w:r>
+              <w:rPr>
+                <w:rFonts w:ascii="Calibri" w:hAnsi="Calibri" w:cs="Calibri"/>
               </w:rPr>
               <w:t>Project Member</w:t>
             </w:r>
@@ -922,13 +840,13 @@
           <w:p>
             <w:pPr>
               <w:rPr>
-                <w:rFonts w:ascii="Aptos" w:hAnsi="Aptos" w:cs="Calibri"/>
+                <w:rFonts w:ascii="Calibri" w:hAnsi="Calibri" w:cs="Calibri"/>
                 <w:bCs/>
               </w:rPr>
             </w:pPr>
             <w:r>
               <w:rPr>
-                <w:rFonts w:ascii="Aptos" w:hAnsi="Aptos"/>
+                <w:rFonts w:ascii="Calibri" w:hAnsi="Calibri" w:cs="Calibri"/>
               </w:rPr>
               <w:t>Kylie Afable</w:t>
             </w:r>
@@ -942,12 +860,12 @@
           <w:p>
             <w:pPr>
               <w:rPr>
-                <w:rFonts w:ascii="Aptos" w:hAnsi="Aptos" w:cs="Calibri"/>
-              </w:rPr>
-            </w:pPr>
-            <w:r>
-              <w:rPr>
-                <w:rFonts w:ascii="Aptos" w:hAnsi="Aptos"/>
+                <w:rFonts w:ascii="Calibri" w:hAnsi="Calibri" w:cs="Calibri"/>
+              </w:rPr>
+            </w:pPr>
+            <w:r>
+              <w:rPr>
+                <w:rFonts w:ascii="Calibri" w:hAnsi="Calibri" w:cs="Calibri"/>
               </w:rPr>
               <w:t>Project Member</w:t>
             </w:r>
@@ -963,13 +881,13 @@
           <w:p>
             <w:pPr>
               <w:rPr>
-                <w:rFonts w:ascii="Aptos" w:hAnsi="Aptos" w:cs="Calibri"/>
+                <w:rFonts w:ascii="Calibri" w:hAnsi="Calibri" w:cs="Calibri"/>
                 <w:bCs/>
               </w:rPr>
             </w:pPr>
             <w:r>
               <w:rPr>
-                <w:rFonts w:ascii="Aptos" w:hAnsi="Aptos"/>
+                <w:rFonts w:ascii="Calibri" w:hAnsi="Calibri" w:cs="Calibri"/>
               </w:rPr>
               <w:t>Daniel</w:t>
             </w:r>
@@ -983,12 +901,12 @@
           <w:p>
             <w:pPr>
               <w:rPr>
-                <w:rFonts w:ascii="Aptos" w:hAnsi="Aptos" w:cs="Calibri"/>
-              </w:rPr>
-            </w:pPr>
-            <w:r>
-              <w:rPr>
-                <w:rFonts w:ascii="Aptos" w:hAnsi="Aptos"/>
+                <w:rFonts w:ascii="Calibri" w:hAnsi="Calibri" w:cs="Calibri"/>
+              </w:rPr>
+            </w:pPr>
+            <w:r>
+              <w:rPr>
+                <w:rFonts w:ascii="Calibri" w:hAnsi="Calibri" w:cs="Calibri"/>
               </w:rPr>
               <w:t>Project Mentor</w:t>
             </w:r>
@@ -1003,13 +921,13 @@
           <w:p>
             <w:pPr>
               <w:rPr>
-                <w:rFonts w:ascii="Aptos" w:hAnsi="Aptos" w:cs="Calibri"/>
+                <w:rFonts w:ascii="Calibri" w:hAnsi="Calibri" w:cs="Calibri"/>
                 <w:bCs/>
               </w:rPr>
             </w:pPr>
             <w:r>
               <w:rPr>
-                <w:rFonts w:ascii="Aptos" w:hAnsi="Aptos" w:cs="Calibri"/>
+                <w:rFonts w:ascii="Calibri" w:hAnsi="Calibri" w:cs="Calibri"/>
                 <w:bCs/>
               </w:rPr>
               <w:t>Raymond Lutui</w:t>
@@ -1024,12 +942,12 @@
           <w:p>
             <w:pPr>
               <w:rPr>
-                <w:rFonts w:ascii="Aptos" w:hAnsi="Aptos" w:cs="Calibri"/>
-              </w:rPr>
-            </w:pPr>
-            <w:r>
-              <w:rPr>
-                <w:rFonts w:ascii="Aptos" w:hAnsi="Aptos" w:cs="Calibri"/>
+                <w:rFonts w:ascii="Calibri" w:hAnsi="Calibri" w:cs="Calibri"/>
+              </w:rPr>
+            </w:pPr>
+            <w:r>
+              <w:rPr>
+                <w:rFonts w:ascii="Calibri" w:hAnsi="Calibri" w:cs="Calibri"/>
               </w:rPr>
               <w:t>Client</w:t>
             </w:r>
@@ -1697,19 +1615,12 @@
               <w:rPr>
                 <w:rFonts w:ascii="Calibri" w:hAnsi="Calibri" w:cs="Calibri"/>
               </w:rPr>
-              <w:t xml:space="preserve">5 </w:t>
-            </w:r>
-            <w:r>
-              <w:rPr>
-                <w:rFonts w:ascii="Calibri" w:hAnsi="Calibri" w:cs="Calibri"/>
-              </w:rPr>
-              <w:t>minutes</w:t>
+              <w:t>5 minutes</w:t>
             </w:r>
           </w:p>
         </w:tc>
       </w:tr>
     </w:tbl>
-    <w:p/>
     <w:p>
       <w:pPr>
         <w:rPr>
@@ -1730,35 +1641,7 @@
           <w:rFonts w:ascii="Calibri" w:hAnsi="Calibri" w:cs="Calibri"/>
           <w:b/>
         </w:rPr>
-        <w:t xml:space="preserve">Open Action Items/Action Items </w:t>
-      </w:r>
-      <w:r>
-        <w:rPr>
-          <w:rFonts w:ascii="Calibri" w:hAnsi="Calibri" w:cs="Calibri"/>
-          <w:b/>
-        </w:rPr>
-        <w:t>f</w:t>
-      </w:r>
-      <w:r>
-        <w:rPr>
-          <w:rFonts w:ascii="Calibri" w:hAnsi="Calibri" w:cs="Calibri"/>
-          <w:b/>
-        </w:rPr>
-        <w:t xml:space="preserve">rom </w:t>
-      </w:r>
-      <w:r>
-        <w:rPr>
-          <w:rFonts w:ascii="Calibri" w:hAnsi="Calibri" w:cs="Calibri"/>
-          <w:b/>
-        </w:rPr>
-        <w:t xml:space="preserve">the </w:t>
-      </w:r>
-      <w:r>
-        <w:rPr>
-          <w:rFonts w:ascii="Calibri" w:hAnsi="Calibri" w:cs="Calibri"/>
-          <w:b/>
-        </w:rPr>
-        <w:t>Previous Meeting</w:t>
+        <w:t>Open Action Items/Action Items from the Previous Meeting</w:t>
       </w:r>
     </w:p>
     <w:p>
@@ -1956,14 +1839,7 @@
           <w:rFonts w:ascii="Calibri" w:hAnsi="Calibri" w:cs="Calibri"/>
           <w:b/>
         </w:rPr>
-        <w:t xml:space="preserve">Discussion </w:t>
-      </w:r>
-      <w:r>
-        <w:rPr>
-          <w:rFonts w:ascii="Calibri" w:hAnsi="Calibri" w:cs="Calibri"/>
-          <w:b/>
-        </w:rPr>
-        <w:t>and Decisions</w:t>
+        <w:t>Discussion and Decisions</w:t>
       </w:r>
     </w:p>
     <w:p>
@@ -2032,19 +1908,15 @@
                 <w:rFonts w:ascii="Calibri" w:hAnsi="Calibri" w:cs="Calibri"/>
                 <w:b/>
               </w:rPr>
-              <w:t xml:space="preserve">Discussion </w:t>
-            </w:r>
-            <w:r>
-              <w:rPr>
-                <w:rFonts w:ascii="Calibri" w:hAnsi="Calibri" w:cs="Calibri"/>
-                <w:b/>
-              </w:rPr>
-              <w:t>and Decisions</w:t>
+              <w:t>Discussion and Decisions</w:t>
             </w:r>
           </w:p>
         </w:tc>
       </w:tr>
       <w:tr>
+        <w:trPr>
+          <w:trHeight w:val="5565"/>
+        </w:trPr>
         <w:tc>
           <w:tcPr>
             <w:tcW w:w="540" w:type="dxa"/>
@@ -2071,279 +1943,250 @@
           <w:p>
             <w:pPr>
               <w:pStyle w:val="ListParagraph"/>
-              <w:rPr>
-                <w:rFonts w:ascii="Calibri" w:hAnsi="Calibri" w:cs="Calibri"/>
-              </w:rPr>
-            </w:pPr>
-            <w:r>
-              <w:rPr>
-                <w:rFonts w:ascii="Calibri" w:hAnsi="Calibri" w:cs="Calibri"/>
-              </w:rPr>
-              <w:t xml:space="preserve">Meeting Notes: </w:t>
+              <w:ind w:left="0"/>
+              <w:rPr>
+                <w:rFonts w:ascii="Calibri" w:hAnsi="Calibri" w:cs="Calibri"/>
+              </w:rPr>
+            </w:pPr>
+            <w:r>
+              <w:rPr>
+                <w:rFonts w:ascii="Calibri" w:hAnsi="Calibri" w:cs="Calibri"/>
+              </w:rPr>
+              <w:t>Poster:</w:t>
             </w:r>
           </w:p>
           <w:p>
             <w:pPr>
               <w:pStyle w:val="ListParagraph"/>
-              <w:rPr>
-                <w:rFonts w:ascii="Calibri" w:hAnsi="Calibri" w:cs="Calibri"/>
-              </w:rPr>
-            </w:pPr>
-            <w:r>
-              <w:rPr>
-                <w:rFonts w:ascii="Calibri" w:hAnsi="Calibri" w:cs="Calibri"/>
-              </w:rPr>
-              <w:t>Poster:</w:t>
+              <w:numPr>
+                <w:ilvl w:val="0"/>
+                <w:numId w:val="39"/>
+              </w:numPr>
+              <w:rPr>
+                <w:rFonts w:ascii="Calibri" w:hAnsi="Calibri" w:cs="Calibri"/>
+              </w:rPr>
+            </w:pPr>
+            <w:r>
+              <w:rPr>
+                <w:rFonts w:ascii="Calibri" w:hAnsi="Calibri" w:cs="Calibri"/>
+              </w:rPr>
+              <w:t>Background to be kept very short</w:t>
             </w:r>
           </w:p>
           <w:p>
             <w:pPr>
               <w:pStyle w:val="ListParagraph"/>
-              <w:rPr>
-                <w:rFonts w:ascii="Calibri" w:hAnsi="Calibri" w:cs="Calibri"/>
-              </w:rPr>
-            </w:pPr>
-            <w:r>
-              <w:rPr>
-                <w:rFonts w:ascii="Calibri" w:hAnsi="Calibri" w:cs="Calibri"/>
-              </w:rPr>
-              <w:t>- Background to be kept very short</w:t>
+              <w:numPr>
+                <w:ilvl w:val="0"/>
+                <w:numId w:val="39"/>
+              </w:numPr>
+              <w:rPr>
+                <w:rFonts w:ascii="Calibri" w:hAnsi="Calibri" w:cs="Calibri"/>
+              </w:rPr>
+            </w:pPr>
+            <w:r>
+              <w:rPr>
+                <w:rFonts w:ascii="Calibri" w:hAnsi="Calibri" w:cs="Calibri"/>
+              </w:rPr>
+              <w:t>Rationale should only be one sentence</w:t>
             </w:r>
           </w:p>
           <w:p>
             <w:pPr>
               <w:pStyle w:val="ListParagraph"/>
-              <w:rPr>
-                <w:rFonts w:ascii="Calibri" w:hAnsi="Calibri" w:cs="Calibri"/>
-              </w:rPr>
-            </w:pPr>
-            <w:r>
-              <w:rPr>
-                <w:rFonts w:ascii="Calibri" w:hAnsi="Calibri" w:cs="Calibri"/>
-              </w:rPr>
-              <w:t>- Rationale should only be one sentence</w:t>
+              <w:numPr>
+                <w:ilvl w:val="0"/>
+                <w:numId w:val="39"/>
+              </w:numPr>
+              <w:rPr>
+                <w:rFonts w:ascii="Calibri" w:hAnsi="Calibri" w:cs="Calibri"/>
+              </w:rPr>
+            </w:pPr>
+            <w:r>
+              <w:rPr>
+                <w:rFonts w:ascii="Calibri" w:hAnsi="Calibri" w:cs="Calibri"/>
+              </w:rPr>
+              <w:t>Goals should come first before the objective</w:t>
             </w:r>
           </w:p>
           <w:p>
             <w:pPr>
               <w:pStyle w:val="ListParagraph"/>
-              <w:rPr>
-                <w:rFonts w:ascii="Calibri" w:hAnsi="Calibri" w:cs="Calibri"/>
-              </w:rPr>
-            </w:pPr>
-            <w:r>
-              <w:rPr>
-                <w:rFonts w:ascii="Calibri" w:hAnsi="Calibri" w:cs="Calibri"/>
-              </w:rPr>
-              <w:t>- Goals should come first before the objective</w:t>
+              <w:numPr>
+                <w:ilvl w:val="0"/>
+                <w:numId w:val="39"/>
+              </w:numPr>
+              <w:rPr>
+                <w:rFonts w:ascii="Calibri" w:hAnsi="Calibri" w:cs="Calibri"/>
+              </w:rPr>
+            </w:pPr>
+            <w:r>
+              <w:rPr>
+                <w:rFonts w:ascii="Calibri" w:hAnsi="Calibri" w:cs="Calibri"/>
+              </w:rPr>
+              <w:t>Objective should talk about the 3 OSes and also the protocols, Packet Sizes, Performance metrics, and 10 runs for each evaluation.</w:t>
             </w:r>
           </w:p>
           <w:p>
             <w:pPr>
               <w:pStyle w:val="ListParagraph"/>
-              <w:rPr>
-                <w:rFonts w:ascii="Calibri" w:hAnsi="Calibri" w:cs="Calibri"/>
-              </w:rPr>
-            </w:pPr>
-            <w:r>
-              <w:rPr>
-                <w:rFonts w:ascii="Calibri" w:hAnsi="Calibri" w:cs="Calibri"/>
-              </w:rPr>
-              <w:t>- Objective should talk about the 3 OSes and also the protocols, Packet Sizes, Performance metrics, and 10 runs for each evaluation.</w:t>
+              <w:numPr>
+                <w:ilvl w:val="0"/>
+                <w:numId w:val="39"/>
+              </w:numPr>
+              <w:rPr>
+                <w:rFonts w:ascii="Calibri" w:hAnsi="Calibri" w:cs="Calibri"/>
+              </w:rPr>
+            </w:pPr>
+            <w:r>
+              <w:rPr>
+                <w:rFonts w:ascii="Calibri" w:hAnsi="Calibri" w:cs="Calibri"/>
+              </w:rPr>
+              <w:t>Remove Project Impact and replace with Functional/Non-Functional Requirements</w:t>
             </w:r>
           </w:p>
           <w:p>
             <w:pPr>
               <w:pStyle w:val="ListParagraph"/>
-              <w:rPr>
-                <w:rFonts w:ascii="Calibri" w:hAnsi="Calibri" w:cs="Calibri"/>
-              </w:rPr>
-            </w:pPr>
-            <w:r>
-              <w:rPr>
-                <w:rFonts w:ascii="Calibri" w:hAnsi="Calibri" w:cs="Calibri"/>
-              </w:rPr>
-              <w:t>- Remove Project Impact and replace with Functional/ Non-Functional Requirements</w:t>
+              <w:numPr>
+                <w:ilvl w:val="0"/>
+                <w:numId w:val="39"/>
+              </w:numPr>
+              <w:rPr>
+                <w:rFonts w:ascii="Calibri" w:hAnsi="Calibri" w:cs="Calibri"/>
+              </w:rPr>
+            </w:pPr>
+            <w:r>
+              <w:rPr>
+                <w:rFonts w:ascii="Calibri" w:hAnsi="Calibri" w:cs="Calibri"/>
+              </w:rPr>
+              <w:t>Project Methodology</w:t>
             </w:r>
           </w:p>
           <w:p>
             <w:pPr>
               <w:pStyle w:val="ListParagraph"/>
-              <w:rPr>
-                <w:rFonts w:ascii="Calibri" w:hAnsi="Calibri" w:cs="Calibri"/>
-              </w:rPr>
-            </w:pPr>
-            <w:r>
-              <w:rPr>
-                <w:rFonts w:ascii="Calibri" w:hAnsi="Calibri" w:cs="Calibri"/>
-              </w:rPr>
-              <w:t>- Project Methodology</w:t>
+              <w:numPr>
+                <w:ilvl w:val="1"/>
+                <w:numId w:val="39"/>
+              </w:numPr>
+              <w:rPr>
+                <w:rFonts w:ascii="Calibri" w:hAnsi="Calibri" w:cs="Calibri"/>
+              </w:rPr>
+            </w:pPr>
+            <w:r>
+              <w:rPr>
+                <w:rFonts w:ascii="Calibri" w:hAnsi="Calibri" w:cs="Calibri"/>
+              </w:rPr>
+              <w:t xml:space="preserve">Minimal talking and possible assign </w:t>
+            </w:r>
+            <w:r>
+              <w:rPr>
+                <w:rFonts w:ascii="Calibri" w:hAnsi="Calibri" w:cs="Calibri"/>
+              </w:rPr>
+              <w:t>t</w:t>
+            </w:r>
+            <w:r>
+              <w:rPr>
+                <w:rFonts w:ascii="Calibri" w:hAnsi="Calibri" w:cs="Calibri"/>
+              </w:rPr>
+              <w:t xml:space="preserve">wo </w:t>
+            </w:r>
+            <w:r>
+              <w:rPr>
+                <w:rFonts w:ascii="Calibri" w:hAnsi="Calibri" w:cs="Calibri"/>
+              </w:rPr>
+              <w:t>p</w:t>
+            </w:r>
+            <w:r>
+              <w:rPr>
+                <w:rFonts w:ascii="Calibri" w:hAnsi="Calibri" w:cs="Calibri"/>
+              </w:rPr>
+              <w:t>eople to talk three phases each</w:t>
             </w:r>
           </w:p>
           <w:p>
             <w:pPr>
               <w:pStyle w:val="ListParagraph"/>
-              <w:rPr>
-                <w:rFonts w:ascii="Calibri" w:hAnsi="Calibri" w:cs="Calibri"/>
-              </w:rPr>
-            </w:pPr>
-            <w:r>
-              <w:rPr>
-                <w:rFonts w:ascii="Calibri" w:hAnsi="Calibri" w:cs="Calibri"/>
-              </w:rPr>
-              <w:tab/>
-              <w:t>- Minimal talking and possible assign Two People to talk three phases each</w:t>
+              <w:numPr>
+                <w:ilvl w:val="1"/>
+                <w:numId w:val="39"/>
+              </w:numPr>
+              <w:rPr>
+                <w:rFonts w:ascii="Calibri" w:hAnsi="Calibri" w:cs="Calibri"/>
+              </w:rPr>
+            </w:pPr>
+            <w:r>
+              <w:rPr>
+                <w:rFonts w:ascii="Calibri" w:hAnsi="Calibri" w:cs="Calibri"/>
+              </w:rPr>
+              <w:t xml:space="preserve">Possibly incorporate the explanation of phases with the </w:t>
+            </w:r>
+            <w:r>
+              <w:rPr>
+                <w:rFonts w:ascii="Calibri" w:hAnsi="Calibri" w:cs="Calibri"/>
+              </w:rPr>
+              <w:t>d</w:t>
+            </w:r>
+            <w:r>
+              <w:rPr>
+                <w:rFonts w:ascii="Calibri" w:hAnsi="Calibri" w:cs="Calibri"/>
+              </w:rPr>
+              <w:t>rawing</w:t>
             </w:r>
           </w:p>
           <w:p>
             <w:pPr>
               <w:pStyle w:val="ListParagraph"/>
-              <w:rPr>
-                <w:rFonts w:ascii="Calibri" w:hAnsi="Calibri" w:cs="Calibri"/>
-              </w:rPr>
-            </w:pPr>
-            <w:r>
-              <w:rPr>
-                <w:rFonts w:ascii="Calibri" w:hAnsi="Calibri" w:cs="Calibri"/>
-              </w:rPr>
-              <w:t xml:space="preserve">  </w:t>
-            </w:r>
-            <w:r>
-              <w:rPr>
-                <w:rFonts w:ascii="Calibri" w:hAnsi="Calibri" w:cs="Calibri"/>
-              </w:rPr>
-              <w:tab/>
-              <w:t>- Possibly incorporate the explanation of phases with the Drawing</w:t>
-            </w:r>
-          </w:p>
-          <w:p>
-            <w:pPr>
-              <w:pStyle w:val="ListParagraph"/>
-              <w:rPr>
-                <w:rFonts w:ascii="Calibri" w:hAnsi="Calibri" w:cs="Calibri"/>
-              </w:rPr>
-            </w:pPr>
-            <w:r>
-              <w:rPr>
-                <w:rFonts w:ascii="Calibri" w:hAnsi="Calibri" w:cs="Calibri"/>
-              </w:rPr>
-              <w:t>- QA should only talk about in high level</w:t>
-            </w:r>
-          </w:p>
-          <w:p>
-            <w:pPr>
-              <w:pStyle w:val="ListParagraph"/>
-              <w:rPr>
-                <w:rFonts w:ascii="Calibri" w:hAnsi="Calibri" w:cs="Calibri"/>
-              </w:rPr>
-            </w:pPr>
-            <w:r>
-              <w:rPr>
-                <w:rFonts w:ascii="Calibri" w:hAnsi="Calibri" w:cs="Calibri"/>
-              </w:rPr>
-              <w:t>- Just talk about the key challenges briefly (No need to explain deeply)</w:t>
-            </w:r>
-          </w:p>
-          <w:p>
-            <w:pPr>
-              <w:pStyle w:val="ListParagraph"/>
-              <w:rPr>
-                <w:rFonts w:ascii="Calibri" w:hAnsi="Calibri" w:cs="Calibri"/>
-              </w:rPr>
-            </w:pPr>
-            <w:r>
-              <w:rPr>
-                <w:rFonts w:ascii="Calibri" w:hAnsi="Calibri" w:cs="Calibri"/>
-              </w:rPr>
-              <w:t>- Artefacts:</w:t>
-            </w:r>
-          </w:p>
-          <w:p>
-            <w:pPr>
-              <w:pStyle w:val="ListParagraph"/>
-              <w:rPr>
-                <w:rFonts w:ascii="Calibri" w:hAnsi="Calibri" w:cs="Calibri"/>
-              </w:rPr>
-            </w:pPr>
-            <w:r>
-              <w:rPr>
-                <w:rFonts w:ascii="Calibri" w:hAnsi="Calibri" w:cs="Calibri"/>
-              </w:rPr>
-              <w:tab/>
-              <w:t>- Do not need to talk about the Graphs deeply Unless the audience asks:</w:t>
-            </w:r>
-          </w:p>
-          <w:p>
-            <w:pPr>
-              <w:pStyle w:val="ListParagraph"/>
-              <w:rPr>
-                <w:rFonts w:ascii="Calibri" w:hAnsi="Calibri" w:cs="Calibri"/>
-              </w:rPr>
-            </w:pPr>
-            <w:r>
-              <w:rPr>
-                <w:rFonts w:ascii="Calibri" w:hAnsi="Calibri" w:cs="Calibri"/>
-              </w:rPr>
-              <w:t>- Lesson Learnt:</w:t>
-            </w:r>
-          </w:p>
-          <w:p>
-            <w:pPr>
-              <w:pStyle w:val="ListParagraph"/>
-              <w:rPr>
-                <w:rFonts w:ascii="Calibri" w:hAnsi="Calibri" w:cs="Calibri"/>
-              </w:rPr>
-            </w:pPr>
-            <w:r>
-              <w:rPr>
-                <w:rFonts w:ascii="Calibri" w:hAnsi="Calibri" w:cs="Calibri"/>
-              </w:rPr>
-              <w:tab/>
-              <w:t>- Remove Communication</w:t>
-            </w:r>
-          </w:p>
-          <w:p>
-            <w:pPr>
-              <w:pStyle w:val="ListParagraph"/>
-              <w:rPr>
-                <w:rFonts w:ascii="Calibri" w:hAnsi="Calibri" w:cs="Calibri"/>
-              </w:rPr>
-            </w:pPr>
-            <w:r>
-              <w:rPr>
-                <w:rFonts w:ascii="Calibri" w:hAnsi="Calibri" w:cs="Calibri"/>
-              </w:rPr>
-              <w:tab/>
-              <w:t>- Talk about the importance of Project methodology</w:t>
-            </w:r>
-          </w:p>
-          <w:p>
-            <w:pPr>
-              <w:pStyle w:val="ListParagraph"/>
-              <w:rPr>
-                <w:rFonts w:ascii="Calibri" w:hAnsi="Calibri" w:cs="Calibri"/>
-              </w:rPr>
-            </w:pPr>
-            <w:r>
-              <w:rPr>
-                <w:rFonts w:ascii="Calibri" w:hAnsi="Calibri" w:cs="Calibri"/>
-              </w:rPr>
-              <w:tab/>
-              <w:t>- BE BRIEF (Key lessons learnt)</w:t>
-            </w:r>
-          </w:p>
-          <w:p>
-            <w:pPr>
-              <w:pStyle w:val="ListParagraph"/>
-              <w:rPr>
-                <w:rFonts w:ascii="Calibri" w:hAnsi="Calibri" w:cs="Calibri"/>
-              </w:rPr>
-            </w:pPr>
-            <w:r>
-              <w:rPr>
-                <w:rFonts w:ascii="Calibri" w:hAnsi="Calibri" w:cs="Calibri"/>
-              </w:rPr>
-              <w:t xml:space="preserve">- Ensure QR Code can be clearly seen (change background of it to not blend with the original background) </w:t>
+              <w:numPr>
+                <w:ilvl w:val="0"/>
+                <w:numId w:val="39"/>
+              </w:numPr>
+              <w:rPr>
+                <w:rFonts w:ascii="Calibri" w:hAnsi="Calibri" w:cs="Calibri"/>
+              </w:rPr>
+            </w:pPr>
+            <w:r>
+              <w:rPr>
+                <w:rFonts w:ascii="Calibri" w:hAnsi="Calibri" w:cs="Calibri"/>
+              </w:rPr>
+              <w:t xml:space="preserve">QA should only </w:t>
+            </w:r>
+            <w:r>
+              <w:rPr>
+                <w:rFonts w:ascii="Calibri" w:hAnsi="Calibri" w:cs="Calibri"/>
+              </w:rPr>
+              <w:t xml:space="preserve">be </w:t>
+            </w:r>
+            <w:r>
+              <w:rPr>
+                <w:rFonts w:ascii="Calibri" w:hAnsi="Calibri" w:cs="Calibri"/>
+              </w:rPr>
+              <w:t>talk</w:t>
+            </w:r>
+            <w:r>
+              <w:rPr>
+                <w:rFonts w:ascii="Calibri" w:hAnsi="Calibri" w:cs="Calibri"/>
+              </w:rPr>
+              <w:t>ed</w:t>
+            </w:r>
+            <w:r>
+              <w:rPr>
+                <w:rFonts w:ascii="Calibri" w:hAnsi="Calibri" w:cs="Calibri"/>
+              </w:rPr>
+              <w:t xml:space="preserve"> about </w:t>
+            </w:r>
+            <w:r>
+              <w:rPr>
+                <w:rFonts w:ascii="Calibri" w:hAnsi="Calibri" w:cs="Calibri"/>
+              </w:rPr>
+              <w:t xml:space="preserve">at </w:t>
+            </w:r>
+            <w:r>
+              <w:rPr>
+                <w:rFonts w:ascii="Calibri" w:hAnsi="Calibri" w:cs="Calibri"/>
+              </w:rPr>
+              <w:t>high level</w:t>
             </w:r>
           </w:p>
           <w:p>
@@ -2358,7 +2201,223 @@
               <w:rPr>
                 <w:rFonts w:ascii="Calibri" w:hAnsi="Calibri" w:cs="Calibri"/>
               </w:rPr>
-              <w:t>- NOT TO USE TESTINGS but EVALUATION</w:t>
+              <w:t>Just talk about the key challenges briefly (</w:t>
+            </w:r>
+            <w:r>
+              <w:rPr>
+                <w:rFonts w:ascii="Calibri" w:hAnsi="Calibri" w:cs="Calibri"/>
+              </w:rPr>
+              <w:t>n</w:t>
+            </w:r>
+            <w:r>
+              <w:rPr>
+                <w:rFonts w:ascii="Calibri" w:hAnsi="Calibri" w:cs="Calibri"/>
+              </w:rPr>
+              <w:t>o need to explain deeply)</w:t>
+            </w:r>
+          </w:p>
+          <w:p>
+            <w:pPr>
+              <w:pStyle w:val="ListParagraph"/>
+              <w:numPr>
+                <w:ilvl w:val="0"/>
+                <w:numId w:val="38"/>
+              </w:numPr>
+              <w:rPr>
+                <w:rFonts w:ascii="Calibri" w:hAnsi="Calibri" w:cs="Calibri"/>
+              </w:rPr>
+            </w:pPr>
+            <w:r>
+              <w:rPr>
+                <w:rFonts w:ascii="Calibri" w:hAnsi="Calibri" w:cs="Calibri"/>
+              </w:rPr>
+              <w:t>Artefacts:</w:t>
+            </w:r>
+          </w:p>
+          <w:p>
+            <w:pPr>
+              <w:pStyle w:val="ListParagraph"/>
+              <w:numPr>
+                <w:ilvl w:val="1"/>
+                <w:numId w:val="38"/>
+              </w:numPr>
+              <w:rPr>
+                <w:rFonts w:ascii="Calibri" w:hAnsi="Calibri" w:cs="Calibri"/>
+              </w:rPr>
+            </w:pPr>
+            <w:r>
+              <w:rPr>
+                <w:rFonts w:ascii="Calibri" w:hAnsi="Calibri" w:cs="Calibri"/>
+              </w:rPr>
+              <w:t xml:space="preserve">Do not need to talk about the </w:t>
+            </w:r>
+            <w:r>
+              <w:rPr>
+                <w:rFonts w:ascii="Calibri" w:hAnsi="Calibri" w:cs="Calibri"/>
+              </w:rPr>
+              <w:t>g</w:t>
+            </w:r>
+            <w:r>
+              <w:rPr>
+                <w:rFonts w:ascii="Calibri" w:hAnsi="Calibri" w:cs="Calibri"/>
+              </w:rPr>
+              <w:t xml:space="preserve">raphs deeply </w:t>
+            </w:r>
+            <w:r>
+              <w:rPr>
+                <w:rFonts w:ascii="Calibri" w:hAnsi="Calibri" w:cs="Calibri"/>
+              </w:rPr>
+              <w:t>u</w:t>
+            </w:r>
+            <w:r>
+              <w:rPr>
+                <w:rFonts w:ascii="Calibri" w:hAnsi="Calibri" w:cs="Calibri"/>
+              </w:rPr>
+              <w:t xml:space="preserve">nless the </w:t>
+            </w:r>
+            <w:r>
+              <w:rPr>
+                <w:rFonts w:ascii="Calibri" w:hAnsi="Calibri" w:cs="Calibri"/>
+              </w:rPr>
+              <w:t>markers</w:t>
+            </w:r>
+            <w:r>
+              <w:rPr>
+                <w:rFonts w:ascii="Calibri" w:hAnsi="Calibri" w:cs="Calibri"/>
+              </w:rPr>
+              <w:t xml:space="preserve"> ask</w:t>
+            </w:r>
+          </w:p>
+          <w:p>
+            <w:pPr>
+              <w:pStyle w:val="ListParagraph"/>
+              <w:numPr>
+                <w:ilvl w:val="0"/>
+                <w:numId w:val="37"/>
+              </w:numPr>
+              <w:rPr>
+                <w:rFonts w:ascii="Calibri" w:hAnsi="Calibri" w:cs="Calibri"/>
+              </w:rPr>
+            </w:pPr>
+            <w:r>
+              <w:rPr>
+                <w:rFonts w:ascii="Calibri" w:hAnsi="Calibri" w:cs="Calibri"/>
+              </w:rPr>
+              <w:t>Lesson Learnt:</w:t>
+            </w:r>
+          </w:p>
+          <w:p>
+            <w:pPr>
+              <w:pStyle w:val="ListParagraph"/>
+              <w:numPr>
+                <w:ilvl w:val="1"/>
+                <w:numId w:val="37"/>
+              </w:numPr>
+              <w:rPr>
+                <w:rFonts w:ascii="Calibri" w:hAnsi="Calibri" w:cs="Calibri"/>
+              </w:rPr>
+            </w:pPr>
+            <w:r>
+              <w:rPr>
+                <w:rFonts w:ascii="Calibri" w:hAnsi="Calibri" w:cs="Calibri"/>
+              </w:rPr>
+              <w:t>Remove Communication</w:t>
+            </w:r>
+          </w:p>
+          <w:p>
+            <w:pPr>
+              <w:pStyle w:val="ListParagraph"/>
+              <w:numPr>
+                <w:ilvl w:val="1"/>
+                <w:numId w:val="37"/>
+              </w:numPr>
+              <w:rPr>
+                <w:rFonts w:ascii="Calibri" w:hAnsi="Calibri" w:cs="Calibri"/>
+              </w:rPr>
+            </w:pPr>
+            <w:r>
+              <w:rPr>
+                <w:rFonts w:ascii="Calibri" w:hAnsi="Calibri" w:cs="Calibri"/>
+              </w:rPr>
+              <w:t>Talk about the importance of Project methodology</w:t>
+            </w:r>
+          </w:p>
+          <w:p>
+            <w:pPr>
+              <w:pStyle w:val="ListParagraph"/>
+              <w:numPr>
+                <w:ilvl w:val="1"/>
+                <w:numId w:val="37"/>
+              </w:numPr>
+              <w:rPr>
+                <w:rFonts w:ascii="Calibri" w:hAnsi="Calibri" w:cs="Calibri"/>
+              </w:rPr>
+            </w:pPr>
+            <w:r>
+              <w:rPr>
+                <w:rFonts w:ascii="Calibri" w:hAnsi="Calibri" w:cs="Calibri"/>
+              </w:rPr>
+              <w:t>BE BRIEF (</w:t>
+            </w:r>
+            <w:r>
+              <w:rPr>
+                <w:rFonts w:ascii="Calibri" w:hAnsi="Calibri" w:cs="Calibri"/>
+              </w:rPr>
+              <w:t>k</w:t>
+            </w:r>
+            <w:r>
+              <w:rPr>
+                <w:rFonts w:ascii="Calibri" w:hAnsi="Calibri" w:cs="Calibri"/>
+              </w:rPr>
+              <w:t>ey lessons learnt)</w:t>
+            </w:r>
+          </w:p>
+          <w:p>
+            <w:pPr>
+              <w:pStyle w:val="ListParagraph"/>
+              <w:numPr>
+                <w:ilvl w:val="0"/>
+                <w:numId w:val="34"/>
+              </w:numPr>
+              <w:rPr>
+                <w:rFonts w:ascii="Calibri" w:hAnsi="Calibri" w:cs="Calibri"/>
+              </w:rPr>
+            </w:pPr>
+            <w:r>
+              <w:rPr>
+                <w:rFonts w:ascii="Calibri" w:hAnsi="Calibri" w:cs="Calibri"/>
+              </w:rPr>
+              <w:t xml:space="preserve">Ensure QR Code can be clearly seen (change background of it to not blend with the original background) </w:t>
+            </w:r>
+          </w:p>
+          <w:p>
+            <w:pPr>
+              <w:pStyle w:val="ListParagraph"/>
+              <w:numPr>
+                <w:ilvl w:val="0"/>
+                <w:numId w:val="34"/>
+              </w:numPr>
+              <w:rPr>
+                <w:rFonts w:ascii="Calibri" w:hAnsi="Calibri" w:cs="Calibri"/>
+              </w:rPr>
+            </w:pPr>
+            <w:r>
+              <w:rPr>
+                <w:rFonts w:ascii="Calibri" w:hAnsi="Calibri" w:cs="Calibri"/>
+              </w:rPr>
+              <w:t>N</w:t>
+            </w:r>
+            <w:r>
+              <w:rPr>
+                <w:rFonts w:ascii="Calibri" w:hAnsi="Calibri" w:cs="Calibri"/>
+              </w:rPr>
+              <w:t xml:space="preserve">ot to use </w:t>
+            </w:r>
+            <w:r>
+              <w:rPr>
+                <w:rFonts w:ascii="Calibri" w:hAnsi="Calibri" w:cs="Calibri"/>
+              </w:rPr>
+              <w:t>TESTING but EVALUATION</w:t>
             </w:r>
           </w:p>
         </w:tc>
@@ -2385,14 +2444,8 @@
           <w:rFonts w:ascii="Calibri" w:hAnsi="Calibri" w:cs="Calibri"/>
           <w:b/>
         </w:rPr>
-        <w:t xml:space="preserve">Summary of </w:t>
-      </w:r>
-      <w:r>
-        <w:rPr>
-          <w:rFonts w:ascii="Calibri" w:hAnsi="Calibri" w:cs="Calibri"/>
-          <w:b/>
-        </w:rPr>
-        <w:t>Action Items</w:t>
+        <w:lastRenderedPageBreak/>
+        <w:t>Summary of Action Items</w:t>
       </w:r>
     </w:p>
     <w:p>
@@ -2567,173 +2620,7 @@
           </w:p>
         </w:tc>
       </w:tr>
-      <w:tr>
-        <w:tc>
-          <w:tcPr>
-            <w:tcW w:w="540" w:type="dxa"/>
-            <w:vAlign w:val="center"/>
-          </w:tcPr>
-          <w:p>
-            <w:pPr>
-              <w:numPr>
-                <w:ilvl w:val="0"/>
-                <w:numId w:val="23"/>
-              </w:numPr>
-              <w:ind w:left="342"/>
-              <w:rPr>
-                <w:rFonts w:ascii="Calibri" w:hAnsi="Calibri" w:cs="Calibri"/>
-              </w:rPr>
-            </w:pPr>
-          </w:p>
-        </w:tc>
-        <w:tc>
-          <w:tcPr>
-            <w:tcW w:w="5400" w:type="dxa"/>
-            <w:vAlign w:val="center"/>
-          </w:tcPr>
-          <w:p>
-            <w:pPr>
-              <w:rPr>
-                <w:rFonts w:ascii="Aptos Display" w:hAnsi="Aptos Display"/>
-              </w:rPr>
-            </w:pPr>
-          </w:p>
-        </w:tc>
-        <w:tc>
-          <w:tcPr>
-            <w:tcW w:w="1530" w:type="dxa"/>
-            <w:vAlign w:val="center"/>
-          </w:tcPr>
-          <w:p>
-            <w:pPr>
-              <w:rPr>
-                <w:rFonts w:ascii="Calibri" w:hAnsi="Calibri" w:cs="Calibri"/>
-              </w:rPr>
-            </w:pPr>
-          </w:p>
-        </w:tc>
-        <w:tc>
-          <w:tcPr>
-            <w:tcW w:w="2520" w:type="dxa"/>
-            <w:vAlign w:val="center"/>
-          </w:tcPr>
-          <w:p>
-            <w:pPr>
-              <w:rPr>
-                <w:rFonts w:ascii="Calibri" w:hAnsi="Calibri" w:cs="Calibri"/>
-              </w:rPr>
-            </w:pPr>
-          </w:p>
-        </w:tc>
-      </w:tr>
-      <w:tr>
-        <w:tc>
-          <w:tcPr>
-            <w:tcW w:w="540" w:type="dxa"/>
-            <w:vAlign w:val="center"/>
-          </w:tcPr>
-          <w:p>
-            <w:pPr>
-              <w:numPr>
-                <w:ilvl w:val="0"/>
-                <w:numId w:val="23"/>
-              </w:numPr>
-              <w:ind w:left="342"/>
-              <w:rPr>
-                <w:rFonts w:ascii="Calibri" w:hAnsi="Calibri" w:cs="Calibri"/>
-              </w:rPr>
-            </w:pPr>
-          </w:p>
-        </w:tc>
-        <w:tc>
-          <w:tcPr>
-            <w:tcW w:w="5400" w:type="dxa"/>
-            <w:vAlign w:val="center"/>
-          </w:tcPr>
-          <w:p/>
-        </w:tc>
-        <w:tc>
-          <w:tcPr>
-            <w:tcW w:w="1530" w:type="dxa"/>
-            <w:vAlign w:val="center"/>
-          </w:tcPr>
-          <w:p>
-            <w:pPr>
-              <w:rPr>
-                <w:rFonts w:ascii="Calibri" w:hAnsi="Calibri" w:cs="Calibri"/>
-              </w:rPr>
-            </w:pPr>
-          </w:p>
-        </w:tc>
-        <w:tc>
-          <w:tcPr>
-            <w:tcW w:w="2520" w:type="dxa"/>
-            <w:vAlign w:val="center"/>
-          </w:tcPr>
-          <w:p>
-            <w:pPr>
-              <w:rPr>
-                <w:rFonts w:ascii="Calibri" w:hAnsi="Calibri" w:cs="Calibri"/>
-              </w:rPr>
-            </w:pPr>
-          </w:p>
-        </w:tc>
-      </w:tr>
-      <w:tr>
-        <w:tc>
-          <w:tcPr>
-            <w:tcW w:w="540" w:type="dxa"/>
-            <w:vAlign w:val="center"/>
-          </w:tcPr>
-          <w:p>
-            <w:pPr>
-              <w:numPr>
-                <w:ilvl w:val="0"/>
-                <w:numId w:val="23"/>
-              </w:numPr>
-              <w:ind w:left="342"/>
-              <w:rPr>
-                <w:rFonts w:ascii="Calibri" w:hAnsi="Calibri" w:cs="Calibri"/>
-              </w:rPr>
-            </w:pPr>
-          </w:p>
-        </w:tc>
-        <w:tc>
-          <w:tcPr>
-            <w:tcW w:w="5400" w:type="dxa"/>
-            <w:vAlign w:val="center"/>
-          </w:tcPr>
-          <w:p/>
-        </w:tc>
-        <w:tc>
-          <w:tcPr>
-            <w:tcW w:w="1530" w:type="dxa"/>
-            <w:vAlign w:val="center"/>
-          </w:tcPr>
-          <w:p>
-            <w:pPr>
-              <w:rPr>
-                <w:rFonts w:ascii="Calibri" w:hAnsi="Calibri" w:cs="Calibri"/>
-              </w:rPr>
-            </w:pPr>
-          </w:p>
-        </w:tc>
-        <w:tc>
-          <w:tcPr>
-            <w:tcW w:w="2520" w:type="dxa"/>
-            <w:vAlign w:val="center"/>
-          </w:tcPr>
-          <w:p>
-            <w:pPr>
-              <w:rPr>
-                <w:rFonts w:ascii="Calibri" w:hAnsi="Calibri" w:cs="Calibri"/>
-              </w:rPr>
-            </w:pPr>
-          </w:p>
-        </w:tc>
-      </w:tr>
     </w:tbl>
-    <w:p/>
     <w:p>
       <w:pPr>
         <w:rPr>
@@ -2813,17 +2700,10 @@
             <w:r>
               <w:rPr>
                 <w:rFonts w:ascii="Calibri" w:hAnsi="Calibri" w:cs="Calibri"/>
-                <w:b/>
-              </w:rPr>
-              <w:t xml:space="preserve"> TBA</w:t>
-            </w:r>
-          </w:p>
-          <w:p>
-            <w:pPr>
-              <w:rPr>
-                <w:rFonts w:ascii="Calibri" w:hAnsi="Calibri" w:cs="Calibri"/>
-              </w:rPr>
-            </w:pPr>
+                <w:bCs/>
+              </w:rPr>
+              <w:t>06/11/2025 (Project Handover)</w:t>
+            </w:r>
           </w:p>
         </w:tc>
         <w:tc>
@@ -2835,6 +2715,7 @@
             <w:pPr>
               <w:rPr>
                 <w:rFonts w:ascii="Calibri" w:hAnsi="Calibri" w:cs="Calibri"/>
+                <w:bCs/>
               </w:rPr>
             </w:pPr>
             <w:r>
@@ -2854,17 +2735,10 @@
             <w:r>
               <w:rPr>
                 <w:rFonts w:ascii="Calibri" w:hAnsi="Calibri" w:cs="Calibri"/>
-                <w:b/>
-              </w:rPr>
-              <w:t>TBA</w:t>
-            </w:r>
-          </w:p>
-          <w:p>
-            <w:pPr>
-              <w:rPr>
-                <w:rFonts w:ascii="Calibri" w:hAnsi="Calibri" w:cs="Calibri"/>
-              </w:rPr>
-            </w:pPr>
+                <w:bCs/>
+              </w:rPr>
+              <w:t>1:30pm</w:t>
+            </w:r>
           </w:p>
         </w:tc>
       </w:tr>
@@ -2923,220 +2797,18 @@
                 <w:rFonts w:ascii="Calibri" w:hAnsi="Calibri" w:cs="Calibri"/>
               </w:rPr>
             </w:pPr>
-          </w:p>
-        </w:tc>
-      </w:tr>
-      <w:tr>
-        <w:trPr>
-          <w:trHeight w:val="70"/>
-        </w:trPr>
-        <w:tc>
-          <w:tcPr>
-            <w:tcW w:w="540" w:type="dxa"/>
-            <w:vAlign w:val="center"/>
-          </w:tcPr>
-          <w:p>
-            <w:pPr>
-              <w:numPr>
-                <w:ilvl w:val="0"/>
-                <w:numId w:val="15"/>
-              </w:numPr>
-              <w:ind w:left="252" w:hanging="208"/>
-              <w:rPr>
-                <w:rFonts w:ascii="Calibri" w:hAnsi="Calibri" w:cs="Calibri"/>
-              </w:rPr>
-            </w:pPr>
-          </w:p>
-        </w:tc>
-        <w:tc>
-          <w:tcPr>
-            <w:tcW w:w="9450" w:type="dxa"/>
-            <w:gridSpan w:val="2"/>
-            <w:vAlign w:val="center"/>
-          </w:tcPr>
-          <w:p>
-            <w:pPr>
-              <w:rPr>
-                <w:rFonts w:ascii="Calibri" w:hAnsi="Calibri" w:cs="Calibri"/>
-              </w:rPr>
-            </w:pPr>
-          </w:p>
-        </w:tc>
-      </w:tr>
-      <w:tr>
-        <w:trPr>
-          <w:trHeight w:val="70"/>
-        </w:trPr>
-        <w:tc>
-          <w:tcPr>
-            <w:tcW w:w="540" w:type="dxa"/>
-            <w:vAlign w:val="center"/>
-          </w:tcPr>
-          <w:p>
-            <w:pPr>
-              <w:numPr>
-                <w:ilvl w:val="0"/>
-                <w:numId w:val="15"/>
-              </w:numPr>
-              <w:ind w:left="252" w:hanging="208"/>
-              <w:rPr>
-                <w:rFonts w:ascii="Calibri" w:hAnsi="Calibri" w:cs="Calibri"/>
-              </w:rPr>
-            </w:pPr>
-          </w:p>
-        </w:tc>
-        <w:tc>
-          <w:tcPr>
-            <w:tcW w:w="9450" w:type="dxa"/>
-            <w:gridSpan w:val="2"/>
-            <w:vAlign w:val="center"/>
-          </w:tcPr>
-          <w:p>
-            <w:pPr>
-              <w:rPr>
-                <w:rFonts w:ascii="Calibri" w:hAnsi="Calibri" w:cs="Calibri"/>
-              </w:rPr>
-            </w:pPr>
-          </w:p>
-        </w:tc>
-      </w:tr>
-      <w:tr>
-        <w:tc>
-          <w:tcPr>
-            <w:tcW w:w="9990" w:type="dxa"/>
-            <w:gridSpan w:val="3"/>
-            <w:vAlign w:val="center"/>
-          </w:tcPr>
-          <w:p>
-            <w:pPr>
-              <w:rPr>
-                <w:rFonts w:ascii="Calibri" w:hAnsi="Calibri" w:cs="Calibri"/>
-                <w:i/>
-              </w:rPr>
-            </w:pPr>
-            <w:r>
-              <w:rPr>
-                <w:rFonts w:ascii="Calibri" w:hAnsi="Calibri" w:cs="Calibri"/>
-                <w:i/>
-              </w:rPr>
-              <w:t>Action Items to be discussed in the next meeting:</w:t>
-            </w:r>
-          </w:p>
-        </w:tc>
-      </w:tr>
-      <w:tr>
-        <w:tc>
-          <w:tcPr>
-            <w:tcW w:w="540" w:type="dxa"/>
-            <w:vAlign w:val="center"/>
-          </w:tcPr>
-          <w:p>
-            <w:pPr>
-              <w:numPr>
-                <w:ilvl w:val="0"/>
-                <w:numId w:val="20"/>
-              </w:numPr>
-              <w:ind w:left="245" w:hanging="202"/>
-              <w:rPr>
-                <w:rFonts w:ascii="Calibri" w:hAnsi="Calibri" w:cs="Calibri"/>
-              </w:rPr>
-            </w:pPr>
-          </w:p>
-        </w:tc>
-        <w:tc>
-          <w:tcPr>
-            <w:tcW w:w="9450" w:type="dxa"/>
-            <w:gridSpan w:val="2"/>
-            <w:vAlign w:val="center"/>
-          </w:tcPr>
-          <w:p>
-            <w:pPr>
-              <w:rPr>
-                <w:rFonts w:ascii="Calibri" w:hAnsi="Calibri" w:cs="Calibri"/>
-              </w:rPr>
-            </w:pPr>
-          </w:p>
-        </w:tc>
-      </w:tr>
-      <w:tr>
-        <w:tc>
-          <w:tcPr>
-            <w:tcW w:w="540" w:type="dxa"/>
-            <w:vAlign w:val="center"/>
-          </w:tcPr>
-          <w:p>
-            <w:pPr>
-              <w:numPr>
-                <w:ilvl w:val="0"/>
-                <w:numId w:val="20"/>
-              </w:numPr>
-              <w:ind w:left="252" w:hanging="208"/>
-              <w:rPr>
-                <w:rFonts w:ascii="Calibri" w:hAnsi="Calibri" w:cs="Calibri"/>
-              </w:rPr>
-            </w:pPr>
-          </w:p>
-        </w:tc>
-        <w:tc>
-          <w:tcPr>
-            <w:tcW w:w="9450" w:type="dxa"/>
-            <w:gridSpan w:val="2"/>
-            <w:vAlign w:val="center"/>
-          </w:tcPr>
-          <w:p>
-            <w:pPr>
-              <w:rPr>
-                <w:rFonts w:ascii="Calibri" w:hAnsi="Calibri" w:cs="Calibri"/>
-              </w:rPr>
-            </w:pPr>
-          </w:p>
-        </w:tc>
-      </w:tr>
-      <w:tr>
-        <w:tc>
-          <w:tcPr>
-            <w:tcW w:w="540" w:type="dxa"/>
-            <w:vAlign w:val="center"/>
-          </w:tcPr>
-          <w:p>
-            <w:pPr>
-              <w:numPr>
-                <w:ilvl w:val="0"/>
-                <w:numId w:val="20"/>
-              </w:numPr>
-              <w:ind w:left="252" w:hanging="208"/>
-              <w:rPr>
-                <w:rFonts w:ascii="Calibri" w:hAnsi="Calibri" w:cs="Calibri"/>
-              </w:rPr>
-            </w:pPr>
-          </w:p>
-        </w:tc>
-        <w:tc>
-          <w:tcPr>
-            <w:tcW w:w="9450" w:type="dxa"/>
-            <w:gridSpan w:val="2"/>
-            <w:vAlign w:val="center"/>
-          </w:tcPr>
-          <w:p>
-            <w:pPr>
-              <w:rPr>
-                <w:rFonts w:ascii="Calibri" w:hAnsi="Calibri" w:cs="Calibri"/>
-              </w:rPr>
-            </w:pPr>
+            <w:r>
+              <w:rPr>
+                <w:rFonts w:ascii="Calibri" w:hAnsi="Calibri" w:cs="Calibri"/>
+              </w:rPr>
+              <w:t>Project Handover</w:t>
+            </w:r>
           </w:p>
         </w:tc>
       </w:tr>
     </w:tbl>
     <w:p>
       <w:pPr>
-        <w:rPr>
-          <w:rFonts w:ascii="Calibri" w:hAnsi="Calibri" w:cs="Calibri"/>
-        </w:rPr>
-      </w:pPr>
-    </w:p>
-    <w:p>
-      <w:pPr>
-        <w:jc w:val="center"/>
         <w:rPr>
           <w:rFonts w:ascii="Calibri" w:hAnsi="Calibri" w:cs="Calibri"/>
           <w:b/>
@@ -3381,7 +3053,7 @@
           <v:path o:extrusionok="f" gradientshapeok="t" o:connecttype="rect"/>
           <o:lock v:ext="edit" aspectratio="t"/>
         </v:shapetype>
-        <v:shape id="_x0000_s1025" type="#_x0000_t75" alt="" style="position:absolute;left:0;text-align:left;margin-left:-57.65pt;margin-top:-35.55pt;width:610.4pt;height:100.2pt;z-index:1;mso-wrap-edited:f;mso-width-percent:0;mso-height-percent:0;mso-width-percent:0;mso-height-percent:0">
+        <v:shape id="_x0000_s1025" type="#_x0000_t75" alt="" style="position:absolute;left:0;text-align:left;margin-left:-57.65pt;margin-top:-35.55pt;width:610.4pt;height:100.2pt;z-index:251657728;mso-wrap-edited:f;mso-width-percent:0;mso-height-percent:0;mso-width-percent:0;mso-height-percent:0">
           <v:imagedata r:id="rId1" o:title="Untitled-4"/>
           <w10:wrap type="square"/>
         </v:shape>
@@ -3760,6 +3432,118 @@
     </w:lvl>
   </w:abstractNum>
   <w:abstractNum w:abstractNumId="3" w15:restartNumberingAfterBreak="0">
+    <w:nsid w:val="05D32C8A"/>
+    <w:multiLevelType w:val="hybridMultilevel"/>
+    <w:tmpl w:val="B62C4C42"/>
+    <w:lvl w:ilvl="0" w:tplc="D3BA3BC0">
+      <w:numFmt w:val="bullet"/>
+      <w:lvlText w:val="-"/>
+      <w:lvlJc w:val="left"/>
+      <w:pPr>
+        <w:ind w:left="720" w:hanging="360"/>
+      </w:pPr>
+      <w:rPr>
+        <w:rFonts w:ascii="Calibri" w:eastAsia="Times New Roman" w:hAnsi="Calibri" w:cs="Calibri" w:hint="default"/>
+      </w:rPr>
+    </w:lvl>
+    <w:lvl w:ilvl="1" w:tplc="14090003" w:tentative="1">
+      <w:start w:val="1"/>
+      <w:numFmt w:val="bullet"/>
+      <w:lvlText w:val="o"/>
+      <w:lvlJc w:val="left"/>
+      <w:pPr>
+        <w:ind w:left="1440" w:hanging="360"/>
+      </w:pPr>
+      <w:rPr>
+        <w:rFonts w:ascii="Courier New" w:hAnsi="Courier New" w:cs="Courier New" w:hint="default"/>
+      </w:rPr>
+    </w:lvl>
+    <w:lvl w:ilvl="2" w:tplc="14090005" w:tentative="1">
+      <w:start w:val="1"/>
+      <w:numFmt w:val="bullet"/>
+      <w:lvlText w:val=""/>
+      <w:lvlJc w:val="left"/>
+      <w:pPr>
+        <w:ind w:left="2160" w:hanging="360"/>
+      </w:pPr>
+      <w:rPr>
+        <w:rFonts w:ascii="Wingdings" w:hAnsi="Wingdings" w:hint="default"/>
+      </w:rPr>
+    </w:lvl>
+    <w:lvl w:ilvl="3" w:tplc="14090001" w:tentative="1">
+      <w:start w:val="1"/>
+      <w:numFmt w:val="bullet"/>
+      <w:lvlText w:val=""/>
+      <w:lvlJc w:val="left"/>
+      <w:pPr>
+        <w:ind w:left="2880" w:hanging="360"/>
+      </w:pPr>
+      <w:rPr>
+        <w:rFonts w:ascii="Symbol" w:hAnsi="Symbol" w:hint="default"/>
+      </w:rPr>
+    </w:lvl>
+    <w:lvl w:ilvl="4" w:tplc="14090003" w:tentative="1">
+      <w:start w:val="1"/>
+      <w:numFmt w:val="bullet"/>
+      <w:lvlText w:val="o"/>
+      <w:lvlJc w:val="left"/>
+      <w:pPr>
+        <w:ind w:left="3600" w:hanging="360"/>
+      </w:pPr>
+      <w:rPr>
+        <w:rFonts w:ascii="Courier New" w:hAnsi="Courier New" w:cs="Courier New" w:hint="default"/>
+      </w:rPr>
+    </w:lvl>
+    <w:lvl w:ilvl="5" w:tplc="14090005" w:tentative="1">
+      <w:start w:val="1"/>
+      <w:numFmt w:val="bullet"/>
+      <w:lvlText w:val=""/>
+      <w:lvlJc w:val="left"/>
+      <w:pPr>
+        <w:ind w:left="4320" w:hanging="360"/>
+      </w:pPr>
+      <w:rPr>
+        <w:rFonts w:ascii="Wingdings" w:hAnsi="Wingdings" w:hint="default"/>
+      </w:rPr>
+    </w:lvl>
+    <w:lvl w:ilvl="6" w:tplc="14090001" w:tentative="1">
+      <w:start w:val="1"/>
+      <w:numFmt w:val="bullet"/>
+      <w:lvlText w:val=""/>
+      <w:lvlJc w:val="left"/>
+      <w:pPr>
+        <w:ind w:left="5040" w:hanging="360"/>
+      </w:pPr>
+      <w:rPr>
+        <w:rFonts w:ascii="Symbol" w:hAnsi="Symbol" w:hint="default"/>
+      </w:rPr>
+    </w:lvl>
+    <w:lvl w:ilvl="7" w:tplc="14090003" w:tentative="1">
+      <w:start w:val="1"/>
+      <w:numFmt w:val="bullet"/>
+      <w:lvlText w:val="o"/>
+      <w:lvlJc w:val="left"/>
+      <w:pPr>
+        <w:ind w:left="5760" w:hanging="360"/>
+      </w:pPr>
+      <w:rPr>
+        <w:rFonts w:ascii="Courier New" w:hAnsi="Courier New" w:cs="Courier New" w:hint="default"/>
+      </w:rPr>
+    </w:lvl>
+    <w:lvl w:ilvl="8" w:tplc="14090005" w:tentative="1">
+      <w:start w:val="1"/>
+      <w:numFmt w:val="bullet"/>
+      <w:lvlText w:val=""/>
+      <w:lvlJc w:val="left"/>
+      <w:pPr>
+        <w:ind w:left="6480" w:hanging="360"/>
+      </w:pPr>
+      <w:rPr>
+        <w:rFonts w:ascii="Wingdings" w:hAnsi="Wingdings" w:hint="default"/>
+      </w:rPr>
+    </w:lvl>
+  </w:abstractNum>
+  <w:abstractNum w:abstractNumId="4" w15:restartNumberingAfterBreak="0">
     <w:nsid w:val="07140A44"/>
     <w:multiLevelType w:val="hybridMultilevel"/>
     <w:tmpl w:val="795673EA"/>
@@ -3872,7 +3656,7 @@
       </w:rPr>
     </w:lvl>
   </w:abstractNum>
-  <w:abstractNum w:abstractNumId="4" w15:restartNumberingAfterBreak="0">
+  <w:abstractNum w:abstractNumId="5" w15:restartNumberingAfterBreak="0">
     <w:nsid w:val="0A8DFEB4"/>
     <w:multiLevelType w:val="hybridMultilevel"/>
     <w:tmpl w:val="D528FF52"/>
@@ -3985,7 +3769,119 @@
       </w:rPr>
     </w:lvl>
   </w:abstractNum>
-  <w:abstractNum w:abstractNumId="5" w15:restartNumberingAfterBreak="0">
+  <w:abstractNum w:abstractNumId="6" w15:restartNumberingAfterBreak="0">
+    <w:nsid w:val="0B4C238C"/>
+    <w:multiLevelType w:val="hybridMultilevel"/>
+    <w:tmpl w:val="EA9CEE72"/>
+    <w:lvl w:ilvl="0" w:tplc="D3BA3BC0">
+      <w:numFmt w:val="bullet"/>
+      <w:lvlText w:val="-"/>
+      <w:lvlJc w:val="left"/>
+      <w:pPr>
+        <w:ind w:left="1080" w:hanging="360"/>
+      </w:pPr>
+      <w:rPr>
+        <w:rFonts w:ascii="Calibri" w:eastAsia="Times New Roman" w:hAnsi="Calibri" w:cs="Calibri" w:hint="default"/>
+      </w:rPr>
+    </w:lvl>
+    <w:lvl w:ilvl="1" w:tplc="14090003" w:tentative="1">
+      <w:start w:val="1"/>
+      <w:numFmt w:val="bullet"/>
+      <w:lvlText w:val="o"/>
+      <w:lvlJc w:val="left"/>
+      <w:pPr>
+        <w:ind w:left="1800" w:hanging="360"/>
+      </w:pPr>
+      <w:rPr>
+        <w:rFonts w:ascii="Courier New" w:hAnsi="Courier New" w:cs="Courier New" w:hint="default"/>
+      </w:rPr>
+    </w:lvl>
+    <w:lvl w:ilvl="2" w:tplc="14090005" w:tentative="1">
+      <w:start w:val="1"/>
+      <w:numFmt w:val="bullet"/>
+      <w:lvlText w:val=""/>
+      <w:lvlJc w:val="left"/>
+      <w:pPr>
+        <w:ind w:left="2520" w:hanging="360"/>
+      </w:pPr>
+      <w:rPr>
+        <w:rFonts w:ascii="Wingdings" w:hAnsi="Wingdings" w:hint="default"/>
+      </w:rPr>
+    </w:lvl>
+    <w:lvl w:ilvl="3" w:tplc="14090001" w:tentative="1">
+      <w:start w:val="1"/>
+      <w:numFmt w:val="bullet"/>
+      <w:lvlText w:val=""/>
+      <w:lvlJc w:val="left"/>
+      <w:pPr>
+        <w:ind w:left="3240" w:hanging="360"/>
+      </w:pPr>
+      <w:rPr>
+        <w:rFonts w:ascii="Symbol" w:hAnsi="Symbol" w:hint="default"/>
+      </w:rPr>
+    </w:lvl>
+    <w:lvl w:ilvl="4" w:tplc="14090003" w:tentative="1">
+      <w:start w:val="1"/>
+      <w:numFmt w:val="bullet"/>
+      <w:lvlText w:val="o"/>
+      <w:lvlJc w:val="left"/>
+      <w:pPr>
+        <w:ind w:left="3960" w:hanging="360"/>
+      </w:pPr>
+      <w:rPr>
+        <w:rFonts w:ascii="Courier New" w:hAnsi="Courier New" w:cs="Courier New" w:hint="default"/>
+      </w:rPr>
+    </w:lvl>
+    <w:lvl w:ilvl="5" w:tplc="14090005" w:tentative="1">
+      <w:start w:val="1"/>
+      <w:numFmt w:val="bullet"/>
+      <w:lvlText w:val=""/>
+      <w:lvlJc w:val="left"/>
+      <w:pPr>
+        <w:ind w:left="4680" w:hanging="360"/>
+      </w:pPr>
+      <w:rPr>
+        <w:rFonts w:ascii="Wingdings" w:hAnsi="Wingdings" w:hint="default"/>
+      </w:rPr>
+    </w:lvl>
+    <w:lvl w:ilvl="6" w:tplc="14090001" w:tentative="1">
+      <w:start w:val="1"/>
+      <w:numFmt w:val="bullet"/>
+      <w:lvlText w:val=""/>
+      <w:lvlJc w:val="left"/>
+      <w:pPr>
+        <w:ind w:left="5400" w:hanging="360"/>
+      </w:pPr>
+      <w:rPr>
+        <w:rFonts w:ascii="Symbol" w:hAnsi="Symbol" w:hint="default"/>
+      </w:rPr>
+    </w:lvl>
+    <w:lvl w:ilvl="7" w:tplc="14090003" w:tentative="1">
+      <w:start w:val="1"/>
+      <w:numFmt w:val="bullet"/>
+      <w:lvlText w:val="o"/>
+      <w:lvlJc w:val="left"/>
+      <w:pPr>
+        <w:ind w:left="6120" w:hanging="360"/>
+      </w:pPr>
+      <w:rPr>
+        <w:rFonts w:ascii="Courier New" w:hAnsi="Courier New" w:cs="Courier New" w:hint="default"/>
+      </w:rPr>
+    </w:lvl>
+    <w:lvl w:ilvl="8" w:tplc="14090005" w:tentative="1">
+      <w:start w:val="1"/>
+      <w:numFmt w:val="bullet"/>
+      <w:lvlText w:val=""/>
+      <w:lvlJc w:val="left"/>
+      <w:pPr>
+        <w:ind w:left="6840" w:hanging="360"/>
+      </w:pPr>
+      <w:rPr>
+        <w:rFonts w:ascii="Wingdings" w:hAnsi="Wingdings" w:hint="default"/>
+      </w:rPr>
+    </w:lvl>
+  </w:abstractNum>
+  <w:abstractNum w:abstractNumId="7" w15:restartNumberingAfterBreak="0">
     <w:nsid w:val="0CF84096"/>
     <w:multiLevelType w:val="hybridMultilevel"/>
     <w:tmpl w:val="577235EE"/>
@@ -4098,7 +3994,119 @@
       </w:rPr>
     </w:lvl>
   </w:abstractNum>
-  <w:abstractNum w:abstractNumId="6" w15:restartNumberingAfterBreak="0">
+  <w:abstractNum w:abstractNumId="8" w15:restartNumberingAfterBreak="0">
+    <w:nsid w:val="0DF77AAF"/>
+    <w:multiLevelType w:val="hybridMultilevel"/>
+    <w:tmpl w:val="5FE673CC"/>
+    <w:lvl w:ilvl="0" w:tplc="82E63630">
+      <w:numFmt w:val="bullet"/>
+      <w:lvlText w:val="-"/>
+      <w:lvlJc w:val="left"/>
+      <w:pPr>
+        <w:ind w:left="1080" w:hanging="360"/>
+      </w:pPr>
+      <w:rPr>
+        <w:rFonts w:ascii="Calibri" w:eastAsia="Times New Roman" w:hAnsi="Calibri" w:cs="Calibri" w:hint="default"/>
+      </w:rPr>
+    </w:lvl>
+    <w:lvl w:ilvl="1" w:tplc="14090003" w:tentative="1">
+      <w:start w:val="1"/>
+      <w:numFmt w:val="bullet"/>
+      <w:lvlText w:val="o"/>
+      <w:lvlJc w:val="left"/>
+      <w:pPr>
+        <w:ind w:left="1800" w:hanging="360"/>
+      </w:pPr>
+      <w:rPr>
+        <w:rFonts w:ascii="Courier New" w:hAnsi="Courier New" w:cs="Courier New" w:hint="default"/>
+      </w:rPr>
+    </w:lvl>
+    <w:lvl w:ilvl="2" w:tplc="14090005" w:tentative="1">
+      <w:start w:val="1"/>
+      <w:numFmt w:val="bullet"/>
+      <w:lvlText w:val=""/>
+      <w:lvlJc w:val="left"/>
+      <w:pPr>
+        <w:ind w:left="2520" w:hanging="360"/>
+      </w:pPr>
+      <w:rPr>
+        <w:rFonts w:ascii="Wingdings" w:hAnsi="Wingdings" w:hint="default"/>
+      </w:rPr>
+    </w:lvl>
+    <w:lvl w:ilvl="3" w:tplc="14090001" w:tentative="1">
+      <w:start w:val="1"/>
+      <w:numFmt w:val="bullet"/>
+      <w:lvlText w:val=""/>
+      <w:lvlJc w:val="left"/>
+      <w:pPr>
+        <w:ind w:left="3240" w:hanging="360"/>
+      </w:pPr>
+      <w:rPr>
+        <w:rFonts w:ascii="Symbol" w:hAnsi="Symbol" w:hint="default"/>
+      </w:rPr>
+    </w:lvl>
+    <w:lvl w:ilvl="4" w:tplc="14090003" w:tentative="1">
+      <w:start w:val="1"/>
+      <w:numFmt w:val="bullet"/>
+      <w:lvlText w:val="o"/>
+      <w:lvlJc w:val="left"/>
+      <w:pPr>
+        <w:ind w:left="3960" w:hanging="360"/>
+      </w:pPr>
+      <w:rPr>
+        <w:rFonts w:ascii="Courier New" w:hAnsi="Courier New" w:cs="Courier New" w:hint="default"/>
+      </w:rPr>
+    </w:lvl>
+    <w:lvl w:ilvl="5" w:tplc="14090005" w:tentative="1">
+      <w:start w:val="1"/>
+      <w:numFmt w:val="bullet"/>
+      <w:lvlText w:val=""/>
+      <w:lvlJc w:val="left"/>
+      <w:pPr>
+        <w:ind w:left="4680" w:hanging="360"/>
+      </w:pPr>
+      <w:rPr>
+        <w:rFonts w:ascii="Wingdings" w:hAnsi="Wingdings" w:hint="default"/>
+      </w:rPr>
+    </w:lvl>
+    <w:lvl w:ilvl="6" w:tplc="14090001" w:tentative="1">
+      <w:start w:val="1"/>
+      <w:numFmt w:val="bullet"/>
+      <w:lvlText w:val=""/>
+      <w:lvlJc w:val="left"/>
+      <w:pPr>
+        <w:ind w:left="5400" w:hanging="360"/>
+      </w:pPr>
+      <w:rPr>
+        <w:rFonts w:ascii="Symbol" w:hAnsi="Symbol" w:hint="default"/>
+      </w:rPr>
+    </w:lvl>
+    <w:lvl w:ilvl="7" w:tplc="14090003" w:tentative="1">
+      <w:start w:val="1"/>
+      <w:numFmt w:val="bullet"/>
+      <w:lvlText w:val="o"/>
+      <w:lvlJc w:val="left"/>
+      <w:pPr>
+        <w:ind w:left="6120" w:hanging="360"/>
+      </w:pPr>
+      <w:rPr>
+        <w:rFonts w:ascii="Courier New" w:hAnsi="Courier New" w:cs="Courier New" w:hint="default"/>
+      </w:rPr>
+    </w:lvl>
+    <w:lvl w:ilvl="8" w:tplc="14090005" w:tentative="1">
+      <w:start w:val="1"/>
+      <w:numFmt w:val="bullet"/>
+      <w:lvlText w:val=""/>
+      <w:lvlJc w:val="left"/>
+      <w:pPr>
+        <w:ind w:left="6840" w:hanging="360"/>
+      </w:pPr>
+      <w:rPr>
+        <w:rFonts w:ascii="Wingdings" w:hAnsi="Wingdings" w:hint="default"/>
+      </w:rPr>
+    </w:lvl>
+  </w:abstractNum>
+  <w:abstractNum w:abstractNumId="9" w15:restartNumberingAfterBreak="0">
     <w:nsid w:val="10426DD0"/>
     <w:multiLevelType w:val="hybridMultilevel"/>
     <w:tmpl w:val="94EA5074"/>
@@ -4184,7 +4192,120 @@
       </w:pPr>
     </w:lvl>
   </w:abstractNum>
-  <w:abstractNum w:abstractNumId="7" w15:restartNumberingAfterBreak="0">
+  <w:abstractNum w:abstractNumId="10" w15:restartNumberingAfterBreak="0">
+    <w:nsid w:val="12575856"/>
+    <w:multiLevelType w:val="hybridMultilevel"/>
+    <w:tmpl w:val="672A3DC4"/>
+    <w:lvl w:ilvl="0" w:tplc="14090001">
+      <w:start w:val="1"/>
+      <w:numFmt w:val="bullet"/>
+      <w:lvlText w:val=""/>
+      <w:lvlJc w:val="left"/>
+      <w:pPr>
+        <w:ind w:left="360" w:hanging="360"/>
+      </w:pPr>
+      <w:rPr>
+        <w:rFonts w:ascii="Symbol" w:hAnsi="Symbol" w:hint="default"/>
+      </w:rPr>
+    </w:lvl>
+    <w:lvl w:ilvl="1" w:tplc="FFFFFFFF" w:tentative="1">
+      <w:start w:val="1"/>
+      <w:numFmt w:val="bullet"/>
+      <w:lvlText w:val="o"/>
+      <w:lvlJc w:val="left"/>
+      <w:pPr>
+        <w:ind w:left="1080" w:hanging="360"/>
+      </w:pPr>
+      <w:rPr>
+        <w:rFonts w:ascii="Courier New" w:hAnsi="Courier New" w:cs="Courier New" w:hint="default"/>
+      </w:rPr>
+    </w:lvl>
+    <w:lvl w:ilvl="2" w:tplc="FFFFFFFF" w:tentative="1">
+      <w:start w:val="1"/>
+      <w:numFmt w:val="bullet"/>
+      <w:lvlText w:val=""/>
+      <w:lvlJc w:val="left"/>
+      <w:pPr>
+        <w:ind w:left="1800" w:hanging="360"/>
+      </w:pPr>
+      <w:rPr>
+        <w:rFonts w:ascii="Wingdings" w:hAnsi="Wingdings" w:hint="default"/>
+      </w:rPr>
+    </w:lvl>
+    <w:lvl w:ilvl="3" w:tplc="FFFFFFFF" w:tentative="1">
+      <w:start w:val="1"/>
+      <w:numFmt w:val="bullet"/>
+      <w:lvlText w:val=""/>
+      <w:lvlJc w:val="left"/>
+      <w:pPr>
+        <w:ind w:left="2520" w:hanging="360"/>
+      </w:pPr>
+      <w:rPr>
+        <w:rFonts w:ascii="Symbol" w:hAnsi="Symbol" w:hint="default"/>
+      </w:rPr>
+    </w:lvl>
+    <w:lvl w:ilvl="4" w:tplc="FFFFFFFF" w:tentative="1">
+      <w:start w:val="1"/>
+      <w:numFmt w:val="bullet"/>
+      <w:lvlText w:val="o"/>
+      <w:lvlJc w:val="left"/>
+      <w:pPr>
+        <w:ind w:left="3240" w:hanging="360"/>
+      </w:pPr>
+      <w:rPr>
+        <w:rFonts w:ascii="Courier New" w:hAnsi="Courier New" w:cs="Courier New" w:hint="default"/>
+      </w:rPr>
+    </w:lvl>
+    <w:lvl w:ilvl="5" w:tplc="FFFFFFFF" w:tentative="1">
+      <w:start w:val="1"/>
+      <w:numFmt w:val="bullet"/>
+      <w:lvlText w:val=""/>
+      <w:lvlJc w:val="left"/>
+      <w:pPr>
+        <w:ind w:left="3960" w:hanging="360"/>
+      </w:pPr>
+      <w:rPr>
+        <w:rFonts w:ascii="Wingdings" w:hAnsi="Wingdings" w:hint="default"/>
+      </w:rPr>
+    </w:lvl>
+    <w:lvl w:ilvl="6" w:tplc="FFFFFFFF" w:tentative="1">
+      <w:start w:val="1"/>
+      <w:numFmt w:val="bullet"/>
+      <w:lvlText w:val=""/>
+      <w:lvlJc w:val="left"/>
+      <w:pPr>
+        <w:ind w:left="4680" w:hanging="360"/>
+      </w:pPr>
+      <w:rPr>
+        <w:rFonts w:ascii="Symbol" w:hAnsi="Symbol" w:hint="default"/>
+      </w:rPr>
+    </w:lvl>
+    <w:lvl w:ilvl="7" w:tplc="FFFFFFFF" w:tentative="1">
+      <w:start w:val="1"/>
+      <w:numFmt w:val="bullet"/>
+      <w:lvlText w:val="o"/>
+      <w:lvlJc w:val="left"/>
+      <w:pPr>
+        <w:ind w:left="5400" w:hanging="360"/>
+      </w:pPr>
+      <w:rPr>
+        <w:rFonts w:ascii="Courier New" w:hAnsi="Courier New" w:cs="Courier New" w:hint="default"/>
+      </w:rPr>
+    </w:lvl>
+    <w:lvl w:ilvl="8" w:tplc="FFFFFFFF" w:tentative="1">
+      <w:start w:val="1"/>
+      <w:numFmt w:val="bullet"/>
+      <w:lvlText w:val=""/>
+      <w:lvlJc w:val="left"/>
+      <w:pPr>
+        <w:ind w:left="6120" w:hanging="360"/>
+      </w:pPr>
+      <w:rPr>
+        <w:rFonts w:ascii="Wingdings" w:hAnsi="Wingdings" w:hint="default"/>
+      </w:rPr>
+    </w:lvl>
+  </w:abstractNum>
+  <w:abstractNum w:abstractNumId="11" w15:restartNumberingAfterBreak="0">
     <w:nsid w:val="1291675F"/>
     <w:multiLevelType w:val="hybridMultilevel"/>
     <w:tmpl w:val="0FD25932"/>
@@ -4297,7 +4418,7 @@
       </w:rPr>
     </w:lvl>
   </w:abstractNum>
-  <w:abstractNum w:abstractNumId="8" w15:restartNumberingAfterBreak="0">
+  <w:abstractNum w:abstractNumId="12" w15:restartNumberingAfterBreak="0">
     <w:nsid w:val="16184322"/>
     <w:multiLevelType w:val="hybridMultilevel"/>
     <w:tmpl w:val="8570A53A"/>
@@ -4386,7 +4507,7 @@
       </w:pPr>
     </w:lvl>
   </w:abstractNum>
-  <w:abstractNum w:abstractNumId="9" w15:restartNumberingAfterBreak="0">
+  <w:abstractNum w:abstractNumId="13" w15:restartNumberingAfterBreak="0">
     <w:nsid w:val="16527F17"/>
     <w:multiLevelType w:val="hybridMultilevel"/>
     <w:tmpl w:val="94EA5074"/>
@@ -4472,7 +4593,7 @@
       </w:pPr>
     </w:lvl>
   </w:abstractNum>
-  <w:abstractNum w:abstractNumId="10" w15:restartNumberingAfterBreak="0">
+  <w:abstractNum w:abstractNumId="14" w15:restartNumberingAfterBreak="0">
     <w:nsid w:val="16FE30E8"/>
     <w:multiLevelType w:val="hybridMultilevel"/>
     <w:tmpl w:val="8570A53A"/>
@@ -4561,7 +4682,7 @@
       </w:pPr>
     </w:lvl>
   </w:abstractNum>
-  <w:abstractNum w:abstractNumId="11" w15:restartNumberingAfterBreak="0">
+  <w:abstractNum w:abstractNumId="15" w15:restartNumberingAfterBreak="0">
     <w:nsid w:val="1B0C5832"/>
     <w:multiLevelType w:val="hybridMultilevel"/>
     <w:tmpl w:val="94EA5074"/>
@@ -4647,7 +4768,119 @@
       </w:pPr>
     </w:lvl>
   </w:abstractNum>
-  <w:abstractNum w:abstractNumId="12" w15:restartNumberingAfterBreak="0">
+  <w:abstractNum w:abstractNumId="16" w15:restartNumberingAfterBreak="0">
+    <w:nsid w:val="1B793624"/>
+    <w:multiLevelType w:val="hybridMultilevel"/>
+    <w:tmpl w:val="848C6A18"/>
+    <w:lvl w:ilvl="0" w:tplc="D3BA3BC0">
+      <w:numFmt w:val="bullet"/>
+      <w:lvlText w:val="-"/>
+      <w:lvlJc w:val="left"/>
+      <w:pPr>
+        <w:ind w:left="1080" w:hanging="360"/>
+      </w:pPr>
+      <w:rPr>
+        <w:rFonts w:ascii="Calibri" w:eastAsia="Times New Roman" w:hAnsi="Calibri" w:cs="Calibri" w:hint="default"/>
+      </w:rPr>
+    </w:lvl>
+    <w:lvl w:ilvl="1" w:tplc="14090003" w:tentative="1">
+      <w:start w:val="1"/>
+      <w:numFmt w:val="bullet"/>
+      <w:lvlText w:val="o"/>
+      <w:lvlJc w:val="left"/>
+      <w:pPr>
+        <w:ind w:left="1800" w:hanging="360"/>
+      </w:pPr>
+      <w:rPr>
+        <w:rFonts w:ascii="Courier New" w:hAnsi="Courier New" w:cs="Courier New" w:hint="default"/>
+      </w:rPr>
+    </w:lvl>
+    <w:lvl w:ilvl="2" w:tplc="14090005" w:tentative="1">
+      <w:start w:val="1"/>
+      <w:numFmt w:val="bullet"/>
+      <w:lvlText w:val=""/>
+      <w:lvlJc w:val="left"/>
+      <w:pPr>
+        <w:ind w:left="2520" w:hanging="360"/>
+      </w:pPr>
+      <w:rPr>
+        <w:rFonts w:ascii="Wingdings" w:hAnsi="Wingdings" w:hint="default"/>
+      </w:rPr>
+    </w:lvl>
+    <w:lvl w:ilvl="3" w:tplc="14090001" w:tentative="1">
+      <w:start w:val="1"/>
+      <w:numFmt w:val="bullet"/>
+      <w:lvlText w:val=""/>
+      <w:lvlJc w:val="left"/>
+      <w:pPr>
+        <w:ind w:left="3240" w:hanging="360"/>
+      </w:pPr>
+      <w:rPr>
+        <w:rFonts w:ascii="Symbol" w:hAnsi="Symbol" w:hint="default"/>
+      </w:rPr>
+    </w:lvl>
+    <w:lvl w:ilvl="4" w:tplc="14090003" w:tentative="1">
+      <w:start w:val="1"/>
+      <w:numFmt w:val="bullet"/>
+      <w:lvlText w:val="o"/>
+      <w:lvlJc w:val="left"/>
+      <w:pPr>
+        <w:ind w:left="3960" w:hanging="360"/>
+      </w:pPr>
+      <w:rPr>
+        <w:rFonts w:ascii="Courier New" w:hAnsi="Courier New" w:cs="Courier New" w:hint="default"/>
+      </w:rPr>
+    </w:lvl>
+    <w:lvl w:ilvl="5" w:tplc="14090005" w:tentative="1">
+      <w:start w:val="1"/>
+      <w:numFmt w:val="bullet"/>
+      <w:lvlText w:val=""/>
+      <w:lvlJc w:val="left"/>
+      <w:pPr>
+        <w:ind w:left="4680" w:hanging="360"/>
+      </w:pPr>
+      <w:rPr>
+        <w:rFonts w:ascii="Wingdings" w:hAnsi="Wingdings" w:hint="default"/>
+      </w:rPr>
+    </w:lvl>
+    <w:lvl w:ilvl="6" w:tplc="14090001" w:tentative="1">
+      <w:start w:val="1"/>
+      <w:numFmt w:val="bullet"/>
+      <w:lvlText w:val=""/>
+      <w:lvlJc w:val="left"/>
+      <w:pPr>
+        <w:ind w:left="5400" w:hanging="360"/>
+      </w:pPr>
+      <w:rPr>
+        <w:rFonts w:ascii="Symbol" w:hAnsi="Symbol" w:hint="default"/>
+      </w:rPr>
+    </w:lvl>
+    <w:lvl w:ilvl="7" w:tplc="14090003" w:tentative="1">
+      <w:start w:val="1"/>
+      <w:numFmt w:val="bullet"/>
+      <w:lvlText w:val="o"/>
+      <w:lvlJc w:val="left"/>
+      <w:pPr>
+        <w:ind w:left="6120" w:hanging="360"/>
+      </w:pPr>
+      <w:rPr>
+        <w:rFonts w:ascii="Courier New" w:hAnsi="Courier New" w:cs="Courier New" w:hint="default"/>
+      </w:rPr>
+    </w:lvl>
+    <w:lvl w:ilvl="8" w:tplc="14090005" w:tentative="1">
+      <w:start w:val="1"/>
+      <w:numFmt w:val="bullet"/>
+      <w:lvlText w:val=""/>
+      <w:lvlJc w:val="left"/>
+      <w:pPr>
+        <w:ind w:left="6840" w:hanging="360"/>
+      </w:pPr>
+      <w:rPr>
+        <w:rFonts w:ascii="Wingdings" w:hAnsi="Wingdings" w:hint="default"/>
+      </w:rPr>
+    </w:lvl>
+  </w:abstractNum>
+  <w:abstractNum w:abstractNumId="17" w15:restartNumberingAfterBreak="0">
     <w:nsid w:val="1C701DBD"/>
     <w:multiLevelType w:val="hybridMultilevel"/>
     <w:tmpl w:val="8570A53A"/>
@@ -4736,7 +4969,7 @@
       </w:pPr>
     </w:lvl>
   </w:abstractNum>
-  <w:abstractNum w:abstractNumId="13" w15:restartNumberingAfterBreak="0">
+  <w:abstractNum w:abstractNumId="18" w15:restartNumberingAfterBreak="0">
     <w:nsid w:val="212823D0"/>
     <w:multiLevelType w:val="hybridMultilevel"/>
     <w:tmpl w:val="94EA5074"/>
@@ -4822,7 +5055,7 @@
       </w:pPr>
     </w:lvl>
   </w:abstractNum>
-  <w:abstractNum w:abstractNumId="14" w15:restartNumberingAfterBreak="0">
+  <w:abstractNum w:abstractNumId="19" w15:restartNumberingAfterBreak="0">
     <w:nsid w:val="22665830"/>
     <w:multiLevelType w:val="hybridMultilevel"/>
     <w:tmpl w:val="8570A53A"/>
@@ -4911,7 +5144,7 @@
       </w:pPr>
     </w:lvl>
   </w:abstractNum>
-  <w:abstractNum w:abstractNumId="15" w15:restartNumberingAfterBreak="0">
+  <w:abstractNum w:abstractNumId="20" w15:restartNumberingAfterBreak="0">
     <w:nsid w:val="22693C3E"/>
     <w:multiLevelType w:val="hybridMultilevel"/>
     <w:tmpl w:val="C0E49EAE"/>
@@ -5000,7 +5233,120 @@
       </w:pPr>
     </w:lvl>
   </w:abstractNum>
-  <w:abstractNum w:abstractNumId="16" w15:restartNumberingAfterBreak="0">
+  <w:abstractNum w:abstractNumId="21" w15:restartNumberingAfterBreak="0">
+    <w:nsid w:val="26CE554E"/>
+    <w:multiLevelType w:val="hybridMultilevel"/>
+    <w:tmpl w:val="C4129B9E"/>
+    <w:lvl w:ilvl="0" w:tplc="14090001">
+      <w:start w:val="1"/>
+      <w:numFmt w:val="bullet"/>
+      <w:lvlText w:val=""/>
+      <w:lvlJc w:val="left"/>
+      <w:pPr>
+        <w:ind w:left="360" w:hanging="360"/>
+      </w:pPr>
+      <w:rPr>
+        <w:rFonts w:ascii="Symbol" w:hAnsi="Symbol" w:hint="default"/>
+      </w:rPr>
+    </w:lvl>
+    <w:lvl w:ilvl="1" w:tplc="14090003">
+      <w:start w:val="1"/>
+      <w:numFmt w:val="bullet"/>
+      <w:lvlText w:val="o"/>
+      <w:lvlJc w:val="left"/>
+      <w:pPr>
+        <w:ind w:left="643" w:hanging="360"/>
+      </w:pPr>
+      <w:rPr>
+        <w:rFonts w:ascii="Courier New" w:hAnsi="Courier New" w:cs="Courier New" w:hint="default"/>
+      </w:rPr>
+    </w:lvl>
+    <w:lvl w:ilvl="2" w:tplc="14090005" w:tentative="1">
+      <w:start w:val="1"/>
+      <w:numFmt w:val="bullet"/>
+      <w:lvlText w:val=""/>
+      <w:lvlJc w:val="left"/>
+      <w:pPr>
+        <w:ind w:left="1800" w:hanging="360"/>
+      </w:pPr>
+      <w:rPr>
+        <w:rFonts w:ascii="Wingdings" w:hAnsi="Wingdings" w:hint="default"/>
+      </w:rPr>
+    </w:lvl>
+    <w:lvl w:ilvl="3" w:tplc="14090001" w:tentative="1">
+      <w:start w:val="1"/>
+      <w:numFmt w:val="bullet"/>
+      <w:lvlText w:val=""/>
+      <w:lvlJc w:val="left"/>
+      <w:pPr>
+        <w:ind w:left="2520" w:hanging="360"/>
+      </w:pPr>
+      <w:rPr>
+        <w:rFonts w:ascii="Symbol" w:hAnsi="Symbol" w:hint="default"/>
+      </w:rPr>
+    </w:lvl>
+    <w:lvl w:ilvl="4" w:tplc="14090003" w:tentative="1">
+      <w:start w:val="1"/>
+      <w:numFmt w:val="bullet"/>
+      <w:lvlText w:val="o"/>
+      <w:lvlJc w:val="left"/>
+      <w:pPr>
+        <w:ind w:left="3240" w:hanging="360"/>
+      </w:pPr>
+      <w:rPr>
+        <w:rFonts w:ascii="Courier New" w:hAnsi="Courier New" w:cs="Courier New" w:hint="default"/>
+      </w:rPr>
+    </w:lvl>
+    <w:lvl w:ilvl="5" w:tplc="14090005" w:tentative="1">
+      <w:start w:val="1"/>
+      <w:numFmt w:val="bullet"/>
+      <w:lvlText w:val=""/>
+      <w:lvlJc w:val="left"/>
+      <w:pPr>
+        <w:ind w:left="3960" w:hanging="360"/>
+      </w:pPr>
+      <w:rPr>
+        <w:rFonts w:ascii="Wingdings" w:hAnsi="Wingdings" w:hint="default"/>
+      </w:rPr>
+    </w:lvl>
+    <w:lvl w:ilvl="6" w:tplc="14090001" w:tentative="1">
+      <w:start w:val="1"/>
+      <w:numFmt w:val="bullet"/>
+      <w:lvlText w:val=""/>
+      <w:lvlJc w:val="left"/>
+      <w:pPr>
+        <w:ind w:left="4680" w:hanging="360"/>
+      </w:pPr>
+      <w:rPr>
+        <w:rFonts w:ascii="Symbol" w:hAnsi="Symbol" w:hint="default"/>
+      </w:rPr>
+    </w:lvl>
+    <w:lvl w:ilvl="7" w:tplc="14090003" w:tentative="1">
+      <w:start w:val="1"/>
+      <w:numFmt w:val="bullet"/>
+      <w:lvlText w:val="o"/>
+      <w:lvlJc w:val="left"/>
+      <w:pPr>
+        <w:ind w:left="5400" w:hanging="360"/>
+      </w:pPr>
+      <w:rPr>
+        <w:rFonts w:ascii="Courier New" w:hAnsi="Courier New" w:cs="Courier New" w:hint="default"/>
+      </w:rPr>
+    </w:lvl>
+    <w:lvl w:ilvl="8" w:tplc="14090005" w:tentative="1">
+      <w:start w:val="1"/>
+      <w:numFmt w:val="bullet"/>
+      <w:lvlText w:val=""/>
+      <w:lvlJc w:val="left"/>
+      <w:pPr>
+        <w:ind w:left="6120" w:hanging="360"/>
+      </w:pPr>
+      <w:rPr>
+        <w:rFonts w:ascii="Wingdings" w:hAnsi="Wingdings" w:hint="default"/>
+      </w:rPr>
+    </w:lvl>
+  </w:abstractNum>
+  <w:abstractNum w:abstractNumId="22" w15:restartNumberingAfterBreak="0">
     <w:nsid w:val="31DA3354"/>
     <w:multiLevelType w:val="hybridMultilevel"/>
     <w:tmpl w:val="BECE77BE"/>
@@ -5086,7 +5432,7 @@
       </w:pPr>
     </w:lvl>
   </w:abstractNum>
-  <w:abstractNum w:abstractNumId="17" w15:restartNumberingAfterBreak="0">
+  <w:abstractNum w:abstractNumId="23" w15:restartNumberingAfterBreak="0">
     <w:nsid w:val="38597691"/>
     <w:multiLevelType w:val="hybridMultilevel"/>
     <w:tmpl w:val="E104D2C6"/>
@@ -5199,7 +5545,120 @@
       </w:pPr>
     </w:lvl>
   </w:abstractNum>
-  <w:abstractNum w:abstractNumId="18" w15:restartNumberingAfterBreak="0">
+  <w:abstractNum w:abstractNumId="24" w15:restartNumberingAfterBreak="0">
+    <w:nsid w:val="3F487C17"/>
+    <w:multiLevelType w:val="hybridMultilevel"/>
+    <w:tmpl w:val="A31AC2D6"/>
+    <w:lvl w:ilvl="0" w:tplc="14090001">
+      <w:start w:val="1"/>
+      <w:numFmt w:val="bullet"/>
+      <w:lvlText w:val=""/>
+      <w:lvlJc w:val="left"/>
+      <w:pPr>
+        <w:ind w:left="360" w:hanging="360"/>
+      </w:pPr>
+      <w:rPr>
+        <w:rFonts w:ascii="Symbol" w:hAnsi="Symbol" w:hint="default"/>
+      </w:rPr>
+    </w:lvl>
+    <w:lvl w:ilvl="1" w:tplc="14090003">
+      <w:start w:val="1"/>
+      <w:numFmt w:val="bullet"/>
+      <w:lvlText w:val="o"/>
+      <w:lvlJc w:val="left"/>
+      <w:pPr>
+        <w:ind w:left="643" w:hanging="360"/>
+      </w:pPr>
+      <w:rPr>
+        <w:rFonts w:ascii="Courier New" w:hAnsi="Courier New" w:cs="Courier New" w:hint="default"/>
+      </w:rPr>
+    </w:lvl>
+    <w:lvl w:ilvl="2" w:tplc="14090005">
+      <w:start w:val="1"/>
+      <w:numFmt w:val="bullet"/>
+      <w:lvlText w:val=""/>
+      <w:lvlJc w:val="left"/>
+      <w:pPr>
+        <w:ind w:left="1800" w:hanging="360"/>
+      </w:pPr>
+      <w:rPr>
+        <w:rFonts w:ascii="Wingdings" w:hAnsi="Wingdings" w:hint="default"/>
+      </w:rPr>
+    </w:lvl>
+    <w:lvl w:ilvl="3" w:tplc="14090001">
+      <w:start w:val="1"/>
+      <w:numFmt w:val="bullet"/>
+      <w:lvlText w:val=""/>
+      <w:lvlJc w:val="left"/>
+      <w:pPr>
+        <w:ind w:left="2520" w:hanging="360"/>
+      </w:pPr>
+      <w:rPr>
+        <w:rFonts w:ascii="Symbol" w:hAnsi="Symbol" w:hint="default"/>
+      </w:rPr>
+    </w:lvl>
+    <w:lvl w:ilvl="4" w:tplc="14090003" w:tentative="1">
+      <w:start w:val="1"/>
+      <w:numFmt w:val="bullet"/>
+      <w:lvlText w:val="o"/>
+      <w:lvlJc w:val="left"/>
+      <w:pPr>
+        <w:ind w:left="3240" w:hanging="360"/>
+      </w:pPr>
+      <w:rPr>
+        <w:rFonts w:ascii="Courier New" w:hAnsi="Courier New" w:cs="Courier New" w:hint="default"/>
+      </w:rPr>
+    </w:lvl>
+    <w:lvl w:ilvl="5" w:tplc="14090005" w:tentative="1">
+      <w:start w:val="1"/>
+      <w:numFmt w:val="bullet"/>
+      <w:lvlText w:val=""/>
+      <w:lvlJc w:val="left"/>
+      <w:pPr>
+        <w:ind w:left="3960" w:hanging="360"/>
+      </w:pPr>
+      <w:rPr>
+        <w:rFonts w:ascii="Wingdings" w:hAnsi="Wingdings" w:hint="default"/>
+      </w:rPr>
+    </w:lvl>
+    <w:lvl w:ilvl="6" w:tplc="14090001" w:tentative="1">
+      <w:start w:val="1"/>
+      <w:numFmt w:val="bullet"/>
+      <w:lvlText w:val=""/>
+      <w:lvlJc w:val="left"/>
+      <w:pPr>
+        <w:ind w:left="4680" w:hanging="360"/>
+      </w:pPr>
+      <w:rPr>
+        <w:rFonts w:ascii="Symbol" w:hAnsi="Symbol" w:hint="default"/>
+      </w:rPr>
+    </w:lvl>
+    <w:lvl w:ilvl="7" w:tplc="14090003" w:tentative="1">
+      <w:start w:val="1"/>
+      <w:numFmt w:val="bullet"/>
+      <w:lvlText w:val="o"/>
+      <w:lvlJc w:val="left"/>
+      <w:pPr>
+        <w:ind w:left="5400" w:hanging="360"/>
+      </w:pPr>
+      <w:rPr>
+        <w:rFonts w:ascii="Courier New" w:hAnsi="Courier New" w:cs="Courier New" w:hint="default"/>
+      </w:rPr>
+    </w:lvl>
+    <w:lvl w:ilvl="8" w:tplc="14090005" w:tentative="1">
+      <w:start w:val="1"/>
+      <w:numFmt w:val="bullet"/>
+      <w:lvlText w:val=""/>
+      <w:lvlJc w:val="left"/>
+      <w:pPr>
+        <w:ind w:left="6120" w:hanging="360"/>
+      </w:pPr>
+      <w:rPr>
+        <w:rFonts w:ascii="Wingdings" w:hAnsi="Wingdings" w:hint="default"/>
+      </w:rPr>
+    </w:lvl>
+  </w:abstractNum>
+  <w:abstractNum w:abstractNumId="25" w15:restartNumberingAfterBreak="0">
     <w:nsid w:val="49FA380A"/>
     <w:multiLevelType w:val="hybridMultilevel"/>
     <w:tmpl w:val="1676110C"/>
@@ -5288,7 +5747,7 @@
       </w:pPr>
     </w:lvl>
   </w:abstractNum>
-  <w:abstractNum w:abstractNumId="19" w15:restartNumberingAfterBreak="0">
+  <w:abstractNum w:abstractNumId="26" w15:restartNumberingAfterBreak="0">
     <w:nsid w:val="4FAA006A"/>
     <w:multiLevelType w:val="hybridMultilevel"/>
     <w:tmpl w:val="94EA5074"/>
@@ -5374,7 +5833,7 @@
       </w:pPr>
     </w:lvl>
   </w:abstractNum>
-  <w:abstractNum w:abstractNumId="20" w15:restartNumberingAfterBreak="0">
+  <w:abstractNum w:abstractNumId="27" w15:restartNumberingAfterBreak="0">
     <w:nsid w:val="5CEF0FC2"/>
     <w:multiLevelType w:val="hybridMultilevel"/>
     <w:tmpl w:val="A1E2E83A"/>
@@ -5487,7 +5946,7 @@
       </w:rPr>
     </w:lvl>
   </w:abstractNum>
-  <w:abstractNum w:abstractNumId="21" w15:restartNumberingAfterBreak="0">
+  <w:abstractNum w:abstractNumId="28" w15:restartNumberingAfterBreak="0">
     <w:nsid w:val="61E5548B"/>
     <w:multiLevelType w:val="hybridMultilevel"/>
     <w:tmpl w:val="8570A53A"/>
@@ -5576,7 +6035,233 @@
       </w:pPr>
     </w:lvl>
   </w:abstractNum>
-  <w:abstractNum w:abstractNumId="22" w15:restartNumberingAfterBreak="0">
+  <w:abstractNum w:abstractNumId="29" w15:restartNumberingAfterBreak="0">
+    <w:nsid w:val="633E0C25"/>
+    <w:multiLevelType w:val="hybridMultilevel"/>
+    <w:tmpl w:val="5810BFDE"/>
+    <w:lvl w:ilvl="0" w:tplc="14090001">
+      <w:start w:val="1"/>
+      <w:numFmt w:val="bullet"/>
+      <w:lvlText w:val=""/>
+      <w:lvlJc w:val="left"/>
+      <w:pPr>
+        <w:ind w:left="720" w:hanging="360"/>
+      </w:pPr>
+      <w:rPr>
+        <w:rFonts w:ascii="Symbol" w:hAnsi="Symbol" w:hint="default"/>
+      </w:rPr>
+    </w:lvl>
+    <w:lvl w:ilvl="1" w:tplc="14090003" w:tentative="1">
+      <w:start w:val="1"/>
+      <w:numFmt w:val="bullet"/>
+      <w:lvlText w:val="o"/>
+      <w:lvlJc w:val="left"/>
+      <w:pPr>
+        <w:ind w:left="1440" w:hanging="360"/>
+      </w:pPr>
+      <w:rPr>
+        <w:rFonts w:ascii="Courier New" w:hAnsi="Courier New" w:cs="Courier New" w:hint="default"/>
+      </w:rPr>
+    </w:lvl>
+    <w:lvl w:ilvl="2" w:tplc="14090005" w:tentative="1">
+      <w:start w:val="1"/>
+      <w:numFmt w:val="bullet"/>
+      <w:lvlText w:val=""/>
+      <w:lvlJc w:val="left"/>
+      <w:pPr>
+        <w:ind w:left="2160" w:hanging="360"/>
+      </w:pPr>
+      <w:rPr>
+        <w:rFonts w:ascii="Wingdings" w:hAnsi="Wingdings" w:hint="default"/>
+      </w:rPr>
+    </w:lvl>
+    <w:lvl w:ilvl="3" w:tplc="14090001" w:tentative="1">
+      <w:start w:val="1"/>
+      <w:numFmt w:val="bullet"/>
+      <w:lvlText w:val=""/>
+      <w:lvlJc w:val="left"/>
+      <w:pPr>
+        <w:ind w:left="2880" w:hanging="360"/>
+      </w:pPr>
+      <w:rPr>
+        <w:rFonts w:ascii="Symbol" w:hAnsi="Symbol" w:hint="default"/>
+      </w:rPr>
+    </w:lvl>
+    <w:lvl w:ilvl="4" w:tplc="14090003" w:tentative="1">
+      <w:start w:val="1"/>
+      <w:numFmt w:val="bullet"/>
+      <w:lvlText w:val="o"/>
+      <w:lvlJc w:val="left"/>
+      <w:pPr>
+        <w:ind w:left="3600" w:hanging="360"/>
+      </w:pPr>
+      <w:rPr>
+        <w:rFonts w:ascii="Courier New" w:hAnsi="Courier New" w:cs="Courier New" w:hint="default"/>
+      </w:rPr>
+    </w:lvl>
+    <w:lvl w:ilvl="5" w:tplc="14090005" w:tentative="1">
+      <w:start w:val="1"/>
+      <w:numFmt w:val="bullet"/>
+      <w:lvlText w:val=""/>
+      <w:lvlJc w:val="left"/>
+      <w:pPr>
+        <w:ind w:left="4320" w:hanging="360"/>
+      </w:pPr>
+      <w:rPr>
+        <w:rFonts w:ascii="Wingdings" w:hAnsi="Wingdings" w:hint="default"/>
+      </w:rPr>
+    </w:lvl>
+    <w:lvl w:ilvl="6" w:tplc="14090001" w:tentative="1">
+      <w:start w:val="1"/>
+      <w:numFmt w:val="bullet"/>
+      <w:lvlText w:val=""/>
+      <w:lvlJc w:val="left"/>
+      <w:pPr>
+        <w:ind w:left="5040" w:hanging="360"/>
+      </w:pPr>
+      <w:rPr>
+        <w:rFonts w:ascii="Symbol" w:hAnsi="Symbol" w:hint="default"/>
+      </w:rPr>
+    </w:lvl>
+    <w:lvl w:ilvl="7" w:tplc="14090003" w:tentative="1">
+      <w:start w:val="1"/>
+      <w:numFmt w:val="bullet"/>
+      <w:lvlText w:val="o"/>
+      <w:lvlJc w:val="left"/>
+      <w:pPr>
+        <w:ind w:left="5760" w:hanging="360"/>
+      </w:pPr>
+      <w:rPr>
+        <w:rFonts w:ascii="Courier New" w:hAnsi="Courier New" w:cs="Courier New" w:hint="default"/>
+      </w:rPr>
+    </w:lvl>
+    <w:lvl w:ilvl="8" w:tplc="14090005" w:tentative="1">
+      <w:start w:val="1"/>
+      <w:numFmt w:val="bullet"/>
+      <w:lvlText w:val=""/>
+      <w:lvlJc w:val="left"/>
+      <w:pPr>
+        <w:ind w:left="6480" w:hanging="360"/>
+      </w:pPr>
+      <w:rPr>
+        <w:rFonts w:ascii="Wingdings" w:hAnsi="Wingdings" w:hint="default"/>
+      </w:rPr>
+    </w:lvl>
+  </w:abstractNum>
+  <w:abstractNum w:abstractNumId="30" w15:restartNumberingAfterBreak="0">
+    <w:nsid w:val="658D1536"/>
+    <w:multiLevelType w:val="hybridMultilevel"/>
+    <w:tmpl w:val="E564C486"/>
+    <w:lvl w:ilvl="0" w:tplc="14090001">
+      <w:start w:val="1"/>
+      <w:numFmt w:val="bullet"/>
+      <w:lvlText w:val=""/>
+      <w:lvlJc w:val="left"/>
+      <w:pPr>
+        <w:ind w:left="720" w:hanging="360"/>
+      </w:pPr>
+      <w:rPr>
+        <w:rFonts w:ascii="Symbol" w:hAnsi="Symbol" w:hint="default"/>
+      </w:rPr>
+    </w:lvl>
+    <w:lvl w:ilvl="1" w:tplc="14090003" w:tentative="1">
+      <w:start w:val="1"/>
+      <w:numFmt w:val="bullet"/>
+      <w:lvlText w:val="o"/>
+      <w:lvlJc w:val="left"/>
+      <w:pPr>
+        <w:ind w:left="1440" w:hanging="360"/>
+      </w:pPr>
+      <w:rPr>
+        <w:rFonts w:ascii="Courier New" w:hAnsi="Courier New" w:cs="Courier New" w:hint="default"/>
+      </w:rPr>
+    </w:lvl>
+    <w:lvl w:ilvl="2" w:tplc="14090005" w:tentative="1">
+      <w:start w:val="1"/>
+      <w:numFmt w:val="bullet"/>
+      <w:lvlText w:val=""/>
+      <w:lvlJc w:val="left"/>
+      <w:pPr>
+        <w:ind w:left="2160" w:hanging="360"/>
+      </w:pPr>
+      <w:rPr>
+        <w:rFonts w:ascii="Wingdings" w:hAnsi="Wingdings" w:hint="default"/>
+      </w:rPr>
+    </w:lvl>
+    <w:lvl w:ilvl="3" w:tplc="14090001" w:tentative="1">
+      <w:start w:val="1"/>
+      <w:numFmt w:val="bullet"/>
+      <w:lvlText w:val=""/>
+      <w:lvlJc w:val="left"/>
+      <w:pPr>
+        <w:ind w:left="2880" w:hanging="360"/>
+      </w:pPr>
+      <w:rPr>
+        <w:rFonts w:ascii="Symbol" w:hAnsi="Symbol" w:hint="default"/>
+      </w:rPr>
+    </w:lvl>
+    <w:lvl w:ilvl="4" w:tplc="14090003" w:tentative="1">
+      <w:start w:val="1"/>
+      <w:numFmt w:val="bullet"/>
+      <w:lvlText w:val="o"/>
+      <w:lvlJc w:val="left"/>
+      <w:pPr>
+        <w:ind w:left="3600" w:hanging="360"/>
+      </w:pPr>
+      <w:rPr>
+        <w:rFonts w:ascii="Courier New" w:hAnsi="Courier New" w:cs="Courier New" w:hint="default"/>
+      </w:rPr>
+    </w:lvl>
+    <w:lvl w:ilvl="5" w:tplc="14090005" w:tentative="1">
+      <w:start w:val="1"/>
+      <w:numFmt w:val="bullet"/>
+      <w:lvlText w:val=""/>
+      <w:lvlJc w:val="left"/>
+      <w:pPr>
+        <w:ind w:left="4320" w:hanging="360"/>
+      </w:pPr>
+      <w:rPr>
+        <w:rFonts w:ascii="Wingdings" w:hAnsi="Wingdings" w:hint="default"/>
+      </w:rPr>
+    </w:lvl>
+    <w:lvl w:ilvl="6" w:tplc="14090001" w:tentative="1">
+      <w:start w:val="1"/>
+      <w:numFmt w:val="bullet"/>
+      <w:lvlText w:val=""/>
+      <w:lvlJc w:val="left"/>
+      <w:pPr>
+        <w:ind w:left="5040" w:hanging="360"/>
+      </w:pPr>
+      <w:rPr>
+        <w:rFonts w:ascii="Symbol" w:hAnsi="Symbol" w:hint="default"/>
+      </w:rPr>
+    </w:lvl>
+    <w:lvl w:ilvl="7" w:tplc="14090003" w:tentative="1">
+      <w:start w:val="1"/>
+      <w:numFmt w:val="bullet"/>
+      <w:lvlText w:val="o"/>
+      <w:lvlJc w:val="left"/>
+      <w:pPr>
+        <w:ind w:left="5760" w:hanging="360"/>
+      </w:pPr>
+      <w:rPr>
+        <w:rFonts w:ascii="Courier New" w:hAnsi="Courier New" w:cs="Courier New" w:hint="default"/>
+      </w:rPr>
+    </w:lvl>
+    <w:lvl w:ilvl="8" w:tplc="14090005" w:tentative="1">
+      <w:start w:val="1"/>
+      <w:numFmt w:val="bullet"/>
+      <w:lvlText w:val=""/>
+      <w:lvlJc w:val="left"/>
+      <w:pPr>
+        <w:ind w:left="6480" w:hanging="360"/>
+      </w:pPr>
+      <w:rPr>
+        <w:rFonts w:ascii="Wingdings" w:hAnsi="Wingdings" w:hint="default"/>
+      </w:rPr>
+    </w:lvl>
+  </w:abstractNum>
+  <w:abstractNum w:abstractNumId="31" w15:restartNumberingAfterBreak="0">
     <w:nsid w:val="65B065B4"/>
     <w:multiLevelType w:val="hybridMultilevel"/>
     <w:tmpl w:val="5D700912"/>
@@ -5690,7 +6375,7 @@
       </w:rPr>
     </w:lvl>
   </w:abstractNum>
-  <w:abstractNum w:abstractNumId="23" w15:restartNumberingAfterBreak="0">
+  <w:abstractNum w:abstractNumId="32" w15:restartNumberingAfterBreak="0">
     <w:nsid w:val="6C704C18"/>
     <w:multiLevelType w:val="hybridMultilevel"/>
     <w:tmpl w:val="67D27778"/>
@@ -5779,7 +6464,120 @@
       </w:pPr>
     </w:lvl>
   </w:abstractNum>
-  <w:abstractNum w:abstractNumId="24" w15:restartNumberingAfterBreak="0">
+  <w:abstractNum w:abstractNumId="33" w15:restartNumberingAfterBreak="0">
+    <w:nsid w:val="6DC74167"/>
+    <w:multiLevelType w:val="hybridMultilevel"/>
+    <w:tmpl w:val="ACB06306"/>
+    <w:lvl w:ilvl="0" w:tplc="14090001">
+      <w:start w:val="1"/>
+      <w:numFmt w:val="bullet"/>
+      <w:lvlText w:val=""/>
+      <w:lvlJc w:val="left"/>
+      <w:pPr>
+        <w:ind w:left="360" w:hanging="360"/>
+      </w:pPr>
+      <w:rPr>
+        <w:rFonts w:ascii="Symbol" w:hAnsi="Symbol" w:hint="default"/>
+      </w:rPr>
+    </w:lvl>
+    <w:lvl w:ilvl="1" w:tplc="14090003">
+      <w:start w:val="1"/>
+      <w:numFmt w:val="bullet"/>
+      <w:lvlText w:val="o"/>
+      <w:lvlJc w:val="left"/>
+      <w:pPr>
+        <w:ind w:left="643" w:hanging="360"/>
+      </w:pPr>
+      <w:rPr>
+        <w:rFonts w:ascii="Courier New" w:hAnsi="Courier New" w:cs="Courier New" w:hint="default"/>
+      </w:rPr>
+    </w:lvl>
+    <w:lvl w:ilvl="2" w:tplc="14090005" w:tentative="1">
+      <w:start w:val="1"/>
+      <w:numFmt w:val="bullet"/>
+      <w:lvlText w:val=""/>
+      <w:lvlJc w:val="left"/>
+      <w:pPr>
+        <w:ind w:left="1800" w:hanging="360"/>
+      </w:pPr>
+      <w:rPr>
+        <w:rFonts w:ascii="Wingdings" w:hAnsi="Wingdings" w:hint="default"/>
+      </w:rPr>
+    </w:lvl>
+    <w:lvl w:ilvl="3" w:tplc="14090001" w:tentative="1">
+      <w:start w:val="1"/>
+      <w:numFmt w:val="bullet"/>
+      <w:lvlText w:val=""/>
+      <w:lvlJc w:val="left"/>
+      <w:pPr>
+        <w:ind w:left="2520" w:hanging="360"/>
+      </w:pPr>
+      <w:rPr>
+        <w:rFonts w:ascii="Symbol" w:hAnsi="Symbol" w:hint="default"/>
+      </w:rPr>
+    </w:lvl>
+    <w:lvl w:ilvl="4" w:tplc="14090003" w:tentative="1">
+      <w:start w:val="1"/>
+      <w:numFmt w:val="bullet"/>
+      <w:lvlText w:val="o"/>
+      <w:lvlJc w:val="left"/>
+      <w:pPr>
+        <w:ind w:left="3240" w:hanging="360"/>
+      </w:pPr>
+      <w:rPr>
+        <w:rFonts w:ascii="Courier New" w:hAnsi="Courier New" w:cs="Courier New" w:hint="default"/>
+      </w:rPr>
+    </w:lvl>
+    <w:lvl w:ilvl="5" w:tplc="14090005" w:tentative="1">
+      <w:start w:val="1"/>
+      <w:numFmt w:val="bullet"/>
+      <w:lvlText w:val=""/>
+      <w:lvlJc w:val="left"/>
+      <w:pPr>
+        <w:ind w:left="3960" w:hanging="360"/>
+      </w:pPr>
+      <w:rPr>
+        <w:rFonts w:ascii="Wingdings" w:hAnsi="Wingdings" w:hint="default"/>
+      </w:rPr>
+    </w:lvl>
+    <w:lvl w:ilvl="6" w:tplc="14090001" w:tentative="1">
+      <w:start w:val="1"/>
+      <w:numFmt w:val="bullet"/>
+      <w:lvlText w:val=""/>
+      <w:lvlJc w:val="left"/>
+      <w:pPr>
+        <w:ind w:left="4680" w:hanging="360"/>
+      </w:pPr>
+      <w:rPr>
+        <w:rFonts w:ascii="Symbol" w:hAnsi="Symbol" w:hint="default"/>
+      </w:rPr>
+    </w:lvl>
+    <w:lvl w:ilvl="7" w:tplc="14090003" w:tentative="1">
+      <w:start w:val="1"/>
+      <w:numFmt w:val="bullet"/>
+      <w:lvlText w:val="o"/>
+      <w:lvlJc w:val="left"/>
+      <w:pPr>
+        <w:ind w:left="5400" w:hanging="360"/>
+      </w:pPr>
+      <w:rPr>
+        <w:rFonts w:ascii="Courier New" w:hAnsi="Courier New" w:cs="Courier New" w:hint="default"/>
+      </w:rPr>
+    </w:lvl>
+    <w:lvl w:ilvl="8" w:tplc="14090005" w:tentative="1">
+      <w:start w:val="1"/>
+      <w:numFmt w:val="bullet"/>
+      <w:lvlText w:val=""/>
+      <w:lvlJc w:val="left"/>
+      <w:pPr>
+        <w:ind w:left="6120" w:hanging="360"/>
+      </w:pPr>
+      <w:rPr>
+        <w:rFonts w:ascii="Wingdings" w:hAnsi="Wingdings" w:hint="default"/>
+      </w:rPr>
+    </w:lvl>
+  </w:abstractNum>
+  <w:abstractNum w:abstractNumId="34" w15:restartNumberingAfterBreak="0">
     <w:nsid w:val="73560715"/>
     <w:multiLevelType w:val="hybridMultilevel"/>
     <w:tmpl w:val="BECE77BE"/>
@@ -5865,7 +6663,7 @@
       </w:pPr>
     </w:lvl>
   </w:abstractNum>
-  <w:abstractNum w:abstractNumId="25" w15:restartNumberingAfterBreak="0">
+  <w:abstractNum w:abstractNumId="35" w15:restartNumberingAfterBreak="0">
     <w:nsid w:val="74AA6EC1"/>
     <w:multiLevelType w:val="hybridMultilevel"/>
     <w:tmpl w:val="8570A53A"/>
@@ -5954,7 +6752,7 @@
       </w:pPr>
     </w:lvl>
   </w:abstractNum>
-  <w:abstractNum w:abstractNumId="26" w15:restartNumberingAfterBreak="0">
+  <w:abstractNum w:abstractNumId="36" w15:restartNumberingAfterBreak="0">
     <w:nsid w:val="773BDE37"/>
     <w:multiLevelType w:val="hybridMultilevel"/>
     <w:tmpl w:val="B39E3C7A"/>
@@ -6067,7 +6865,7 @@
       </w:rPr>
     </w:lvl>
   </w:abstractNum>
-  <w:abstractNum w:abstractNumId="27" w15:restartNumberingAfterBreak="0">
+  <w:abstractNum w:abstractNumId="37" w15:restartNumberingAfterBreak="0">
     <w:nsid w:val="77AC42FB"/>
     <w:multiLevelType w:val="hybridMultilevel"/>
     <w:tmpl w:val="BECE77BE"/>
@@ -6153,7 +6951,7 @@
       </w:pPr>
     </w:lvl>
   </w:abstractNum>
-  <w:abstractNum w:abstractNumId="28" w15:restartNumberingAfterBreak="0">
+  <w:abstractNum w:abstractNumId="38" w15:restartNumberingAfterBreak="0">
     <w:nsid w:val="7FB34F34"/>
     <w:multiLevelType w:val="hybridMultilevel"/>
     <w:tmpl w:val="A66C2B76"/>
@@ -6267,91 +7065,121 @@
     </w:lvl>
   </w:abstractNum>
   <w:num w:numId="1" w16cid:durableId="1317497211">
-    <w:abstractNumId w:val="4"/>
+    <w:abstractNumId w:val="5"/>
   </w:num>
   <w:num w:numId="2" w16cid:durableId="1827748005">
-    <w:abstractNumId w:val="26"/>
+    <w:abstractNumId w:val="36"/>
   </w:num>
   <w:num w:numId="3" w16cid:durableId="1727099084">
-    <w:abstractNumId w:val="3"/>
+    <w:abstractNumId w:val="4"/>
   </w:num>
   <w:num w:numId="4" w16cid:durableId="1058741773">
     <w:abstractNumId w:val="1"/>
   </w:num>
   <w:num w:numId="5" w16cid:durableId="568808052">
+    <w:abstractNumId w:val="23"/>
+  </w:num>
+  <w:num w:numId="6" w16cid:durableId="1871723137">
+    <w:abstractNumId w:val="31"/>
+  </w:num>
+  <w:num w:numId="7" w16cid:durableId="466747827">
+    <w:abstractNumId w:val="15"/>
+  </w:num>
+  <w:num w:numId="8" w16cid:durableId="1839416192">
+    <w:abstractNumId w:val="9"/>
+  </w:num>
+  <w:num w:numId="9" w16cid:durableId="1474061882">
+    <w:abstractNumId w:val="18"/>
+  </w:num>
+  <w:num w:numId="10" w16cid:durableId="145901084">
+    <w:abstractNumId w:val="26"/>
+  </w:num>
+  <w:num w:numId="11" w16cid:durableId="1516842437">
+    <w:abstractNumId w:val="13"/>
+  </w:num>
+  <w:num w:numId="12" w16cid:durableId="292370289">
+    <w:abstractNumId w:val="20"/>
+  </w:num>
+  <w:num w:numId="13" w16cid:durableId="897014304">
+    <w:abstractNumId w:val="32"/>
+  </w:num>
+  <w:num w:numId="14" w16cid:durableId="882012758">
+    <w:abstractNumId w:val="25"/>
+  </w:num>
+  <w:num w:numId="15" w16cid:durableId="702285785">
+    <w:abstractNumId w:val="35"/>
+  </w:num>
+  <w:num w:numId="16" w16cid:durableId="762915624">
+    <w:abstractNumId w:val="14"/>
+  </w:num>
+  <w:num w:numId="17" w16cid:durableId="1239755907">
+    <w:abstractNumId w:val="28"/>
+  </w:num>
+  <w:num w:numId="18" w16cid:durableId="1728913164">
     <w:abstractNumId w:val="17"/>
   </w:num>
-  <w:num w:numId="6" w16cid:durableId="1871723137">
-    <w:abstractNumId w:val="22"/>
-  </w:num>
-  <w:num w:numId="7" w16cid:durableId="466747827">
-    <w:abstractNumId w:val="11"/>
-  </w:num>
-  <w:num w:numId="8" w16cid:durableId="1839416192">
-    <w:abstractNumId w:val="6"/>
-  </w:num>
-  <w:num w:numId="9" w16cid:durableId="1474061882">
-    <w:abstractNumId w:val="13"/>
-  </w:num>
-  <w:num w:numId="10" w16cid:durableId="145901084">
+  <w:num w:numId="19" w16cid:durableId="1332834968">
     <w:abstractNumId w:val="19"/>
   </w:num>
-  <w:num w:numId="11" w16cid:durableId="1516842437">
-    <w:abstractNumId w:val="9"/>
-  </w:num>
-  <w:num w:numId="12" w16cid:durableId="292370289">
-    <w:abstractNumId w:val="15"/>
-  </w:num>
-  <w:num w:numId="13" w16cid:durableId="897014304">
-    <w:abstractNumId w:val="23"/>
-  </w:num>
-  <w:num w:numId="14" w16cid:durableId="882012758">
-    <w:abstractNumId w:val="18"/>
-  </w:num>
-  <w:num w:numId="15" w16cid:durableId="702285785">
-    <w:abstractNumId w:val="25"/>
-  </w:num>
-  <w:num w:numId="16" w16cid:durableId="762915624">
-    <w:abstractNumId w:val="10"/>
-  </w:num>
-  <w:num w:numId="17" w16cid:durableId="1239755907">
-    <w:abstractNumId w:val="21"/>
-  </w:num>
-  <w:num w:numId="18" w16cid:durableId="1728913164">
+  <w:num w:numId="20" w16cid:durableId="2016761938">
     <w:abstractNumId w:val="12"/>
   </w:num>
-  <w:num w:numId="19" w16cid:durableId="1332834968">
-    <w:abstractNumId w:val="14"/>
-  </w:num>
-  <w:num w:numId="20" w16cid:durableId="2016761938">
-    <w:abstractNumId w:val="8"/>
-  </w:num>
   <w:num w:numId="21" w16cid:durableId="312878469">
-    <w:abstractNumId w:val="27"/>
+    <w:abstractNumId w:val="37"/>
   </w:num>
   <w:num w:numId="22" w16cid:durableId="600650231">
     <w:abstractNumId w:val="2"/>
   </w:num>
   <w:num w:numId="23" w16cid:durableId="2101677565">
-    <w:abstractNumId w:val="16"/>
+    <w:abstractNumId w:val="22"/>
   </w:num>
   <w:num w:numId="24" w16cid:durableId="1710757090">
-    <w:abstractNumId w:val="24"/>
+    <w:abstractNumId w:val="34"/>
   </w:num>
   <w:num w:numId="25" w16cid:durableId="106432385">
-    <w:abstractNumId w:val="20"/>
+    <w:abstractNumId w:val="27"/>
   </w:num>
   <w:num w:numId="26" w16cid:durableId="1516311587">
-    <w:abstractNumId w:val="28"/>
+    <w:abstractNumId w:val="38"/>
   </w:num>
   <w:num w:numId="27" w16cid:durableId="1555922877">
-    <w:abstractNumId w:val="5"/>
+    <w:abstractNumId w:val="7"/>
   </w:num>
   <w:num w:numId="28" w16cid:durableId="1005983246">
     <w:abstractNumId w:val="0"/>
   </w:num>
   <w:num w:numId="29" w16cid:durableId="708259129">
-    <w:abstractNumId w:val="7"/>
+    <w:abstractNumId w:val="11"/>
+  </w:num>
+  <w:num w:numId="30" w16cid:durableId="69736037">
+    <w:abstractNumId w:val="29"/>
+  </w:num>
+  <w:num w:numId="31" w16cid:durableId="475075117">
+    <w:abstractNumId w:val="3"/>
+  </w:num>
+  <w:num w:numId="32" w16cid:durableId="1757902446">
+    <w:abstractNumId w:val="16"/>
+  </w:num>
+  <w:num w:numId="33" w16cid:durableId="1693266320">
+    <w:abstractNumId w:val="6"/>
+  </w:num>
+  <w:num w:numId="34" w16cid:durableId="729303009">
+    <w:abstractNumId w:val="10"/>
+  </w:num>
+  <w:num w:numId="35" w16cid:durableId="207226402">
+    <w:abstractNumId w:val="30"/>
+  </w:num>
+  <w:num w:numId="36" w16cid:durableId="536505462">
+    <w:abstractNumId w:val="8"/>
+  </w:num>
+  <w:num w:numId="37" w16cid:durableId="1109662012">
+    <w:abstractNumId w:val="24"/>
+  </w:num>
+  <w:num w:numId="38" w16cid:durableId="2110004148">
+    <w:abstractNumId w:val="33"/>
+  </w:num>
+  <w:num w:numId="39" w16cid:durableId="173350674">
+    <w:abstractNumId w:val="21"/>
   </w:num>
 </w:numbering>
 </file>
